--- a/grc/docx/60.content.docx
+++ b/grc/docx/60.content.docx
@@ -7,7 +7,7 @@
       <w:pPr/>
       <w:r>
         <w:rPr>
-          <w:lang w:val="en_US" w:bidi="en_US"/>
+          <w:lang w:val="el_GR" w:bidi="el_GR"/>
         </w:rPr>
       </w:r>
     </w:p>
@@ -17,40 +17,40 @@
       </w:pPr>
       <w:r>
         <w:rPr>
-          <w:lang w:val="en_US" w:bidi="en_US"/>
+          <w:lang w:val="el_GR" w:bidi="el_GR"/>
         </w:rPr>
         <w:t>Resource: The SBL Greek New Testament</w:t>
       </w:r>
       <w:r>
         <w:rPr>
-          <w:lang w:val="en_US" w:bidi="en_US"/>
-        </w:rPr>
-      </w:r>
-    </w:p>
-    <w:p>
-      <w:pPr/>
-      <w:r>
-        <w:rPr>
-          <w:lang w:val="en_US" w:bidi="en_US"/>
+          <w:lang w:val="el_GR" w:bidi="el_GR"/>
+        </w:rPr>
+      </w:r>
+    </w:p>
+    <w:p>
+      <w:pPr/>
+      <w:r>
+        <w:rPr>
+          <w:lang w:val="el_GR" w:bidi="el_GR"/>
         </w:rPr>
       </w:r>
       <w:r>
         <w:rPr>
           <w:b/>
-          <w:lang w:val="en_US" w:bidi="en_US"/>
+          <w:lang w:val="el_GR" w:bidi="el_GR"/>
         </w:rPr>
         <w:t>The SBL Greek New Testament</w:t>
       </w:r>
       <w:r>
         <w:rPr>
-          <w:lang w:val="en_US" w:bidi="en_US"/>
+          <w:lang w:val="el_GR" w:bidi="el_GR"/>
         </w:rPr>
         <w:t xml:space="preserve"> © 2010 </w:t>
       </w:r>
       <w:hyperlink r:id="rId13">
         <w:r>
           <w:rPr>
-            <w:lang w:val="en_US" w:bidi="en_US"/>
+            <w:lang w:val="el_GR" w:bidi="el_GR"/>
           </w:rPr>
           <w:rPr>
             <w:color w:val="0000EE"/>
@@ -61,14 +61,14 @@
       </w:hyperlink>
       <w:r>
         <w:rPr>
-          <w:lang w:val="en_US" w:bidi="en_US"/>
+          <w:lang w:val="el_GR" w:bidi="el_GR"/>
         </w:rPr>
         <w:t xml:space="preserve">, licensed under a </w:t>
       </w:r>
       <w:hyperlink r:id="rId14">
         <w:r>
           <w:rPr>
-            <w:lang w:val="en_US" w:bidi="en_US"/>
+            <w:lang w:val="el_GR" w:bidi="el_GR"/>
           </w:rPr>
           <w:rPr>
             <w:color w:val="0000EE"/>
@@ -79,18 +79,18 @@
       </w:hyperlink>
       <w:r>
         <w:rPr>
-          <w:lang w:val="en_US" w:bidi="en_US"/>
+          <w:lang w:val="el_GR" w:bidi="el_GR"/>
         </w:rPr>
         <w:t>.</w:t>
       </w:r>
       <w:r>
         <w:rPr>
-          <w:lang w:val="en_US" w:bidi="en_US"/>
-        </w:rPr>
-      </w:r>
-      <w:r>
-        <w:rPr>
-          <w:lang w:val="en_US" w:bidi="en_US"/>
+          <w:lang w:val="el_GR" w:bidi="el_GR"/>
+        </w:rPr>
+      </w:r>
+      <w:r>
+        <w:rPr>
+          <w:lang w:val="el_GR" w:bidi="el_GR"/>
         </w:rPr>
       </w:r>
     </w:p>
@@ -100,7 +100,7 @@
       </w:pPr>
       <w:r>
         <w:rPr>
-          <w:lang w:val="en_US" w:bidi="en_US"/>
+          <w:lang w:val="el_GR" w:bidi="el_GR"/>
         </w:rPr>
         <w:t>The SBL Greek New Testament</w:t>
       </w:r>
@@ -127,7 +127,7 @@
       <w:pPr/>
       <w:r>
         <w:rPr>
-          <w:lang w:val="en_US" w:bidi="en_US"/>
+          <w:lang w:val="el_GR" w:bidi="el_GR"/>
         </w:rPr>
       </w:r>
     </w:p>
@@ -137,31 +137,31 @@
       </w:pPr>
       <w:r>
         <w:rPr>
-          <w:lang w:val="en_US" w:bidi="en_US"/>
-        </w:rPr>
-      </w:r>
-    </w:p>
-    <w:p>
-      <w:pPr/>
-      <w:r>
-        <w:rPr>
-          <w:lang w:val="en_US" w:bidi="en_US"/>
-        </w:rPr>
-      </w:r>
-      <w:r>
-        <w:rPr>
-          <w:lang w:val="en_US" w:bidi="en_US"/>
+          <w:lang w:val="el_GR" w:bidi="el_GR"/>
+        </w:rPr>
+      </w:r>
+    </w:p>
+    <w:p>
+      <w:pPr/>
+      <w:r>
+        <w:rPr>
+          <w:lang w:val="el_GR" w:bidi="el_GR"/>
+        </w:rPr>
+      </w:r>
+      <w:r>
+        <w:rPr>
+          <w:lang w:val="el_GR" w:bidi="el_GR"/>
         </w:rPr>
         <w:t xml:space="preserve"> </w:t>
       </w:r>
       <w:r>
         <w:rPr>
-          <w:lang w:val="en_US" w:bidi="en_US"/>
-        </w:rPr>
-      </w:r>
-      <w:r>
-        <w:rPr>
-          <w:lang w:val="en_US" w:bidi="en_US"/>
+          <w:lang w:val="el_GR" w:bidi="el_GR"/>
+        </w:rPr>
+      </w:r>
+      <w:r>
+        <w:rPr>
+          <w:lang w:val="el_GR" w:bidi="el_GR"/>
         </w:rPr>
       </w:r>
     </w:p>
@@ -186,33 +186,33 @@
       </w:pPr>
       <w:r>
         <w:rPr>
-          <w:lang w:val="en_US" w:bidi="en_US"/>
+          <w:lang w:val="el_GR" w:bidi="el_GR"/>
         </w:rPr>
         <w:t>1 Peter 1:1</w:t>
       </w:r>
       <w:r>
         <w:rPr>
-          <w:lang w:val="en_US" w:bidi="en_US"/>
-        </w:rPr>
-      </w:r>
-    </w:p>
-    <w:p>
-      <w:pPr/>
-      <w:r>
-        <w:rPr>
-          <w:lang w:val="en_US" w:bidi="en_US"/>
-        </w:rPr>
-      </w:r>
-      <w:r>
-        <w:rPr>
-          <w:vertAlign w:val="superscript"/>
-          <w:lang w:val="en_US" w:bidi="en_US"/>
+          <w:lang w:val="el_GR" w:bidi="el_GR"/>
+        </w:rPr>
+      </w:r>
+    </w:p>
+    <w:p>
+      <w:pPr/>
+      <w:r>
+        <w:rPr>
+          <w:lang w:val="el_GR" w:bidi="el_GR"/>
+        </w:rPr>
+      </w:r>
+      <w:r>
+        <w:rPr>
+          <w:vertAlign w:val="superscript"/>
+          <w:lang w:val="el_GR" w:bidi="el_GR"/>
         </w:rPr>
         <w:t>1</w:t>
       </w:r>
       <w:r>
         <w:rPr>
-          <w:lang w:val="en_US" w:bidi="en_US"/>
+          <w:lang w:val="el_GR" w:bidi="el_GR"/>
         </w:rPr>
         <w:t xml:space="preserve"> Πέτρος ἀπόστολος Ἰησοῦ Χριστοῦ ἐκλεκτοῖς παρεπιδήμοις διασπορᾶς Πόντου, Γαλατίας, Καππαδοκίας, Ἀσίας, καὶ Βιθυνίας,</w:t>
       </w:r>
@@ -221,19 +221,19 @@
       <w:pPr/>
       <w:r>
         <w:rPr>
-          <w:lang w:val="en_US" w:bidi="en_US"/>
-        </w:rPr>
-      </w:r>
-      <w:r>
-        <w:rPr>
-          <w:vertAlign w:val="superscript"/>
-          <w:lang w:val="en_US" w:bidi="en_US"/>
+          <w:lang w:val="el_GR" w:bidi="el_GR"/>
+        </w:rPr>
+      </w:r>
+      <w:r>
+        <w:rPr>
+          <w:vertAlign w:val="superscript"/>
+          <w:lang w:val="el_GR" w:bidi="el_GR"/>
         </w:rPr>
         <w:t>2</w:t>
       </w:r>
       <w:r>
         <w:rPr>
-          <w:lang w:val="en_US" w:bidi="en_US"/>
+          <w:lang w:val="el_GR" w:bidi="el_GR"/>
         </w:rPr>
         <w:t xml:space="preserve"> κατὰ πρόγνωσιν θεοῦ πατρός, ἐν ἁγιασμῷ πνεύματος, εἰς ὑπακοὴν καὶ ῥαντισμὸν αἵματος Ἰησοῦ Χριστοῦ· χάρις ὑμῖν καὶ εἰρήνη πληθυνθείη.</w:t>
       </w:r>
@@ -242,19 +242,19 @@
       <w:pPr/>
       <w:r>
         <w:rPr>
-          <w:lang w:val="en_US" w:bidi="en_US"/>
-        </w:rPr>
-      </w:r>
-      <w:r>
-        <w:rPr>
-          <w:vertAlign w:val="superscript"/>
-          <w:lang w:val="en_US" w:bidi="en_US"/>
+          <w:lang w:val="el_GR" w:bidi="el_GR"/>
+        </w:rPr>
+      </w:r>
+      <w:r>
+        <w:rPr>
+          <w:vertAlign w:val="superscript"/>
+          <w:lang w:val="el_GR" w:bidi="el_GR"/>
         </w:rPr>
         <w:t>3</w:t>
       </w:r>
       <w:r>
         <w:rPr>
-          <w:lang w:val="en_US" w:bidi="en_US"/>
+          <w:lang w:val="el_GR" w:bidi="el_GR"/>
         </w:rPr>
         <w:t xml:space="preserve"> Εὐλογητὸς ὁ θεὸς καὶ πατὴρ τοῦ κυρίου ἡμῶν Ἰησοῦ Χριστοῦ, ὁ κατὰ τὸ πολὺ αὐτοῦ ἔλεος ἀναγεννήσας ἡμᾶς εἰς ἐλπίδα ζῶσαν διʼ ἀναστάσεως Ἰησοῦ Χριστοῦ ἐκ νεκρῶν,</w:t>
       </w:r>
@@ -263,19 +263,19 @@
       <w:pPr/>
       <w:r>
         <w:rPr>
-          <w:lang w:val="en_US" w:bidi="en_US"/>
-        </w:rPr>
-      </w:r>
-      <w:r>
-        <w:rPr>
-          <w:vertAlign w:val="superscript"/>
-          <w:lang w:val="en_US" w:bidi="en_US"/>
+          <w:lang w:val="el_GR" w:bidi="el_GR"/>
+        </w:rPr>
+      </w:r>
+      <w:r>
+        <w:rPr>
+          <w:vertAlign w:val="superscript"/>
+          <w:lang w:val="el_GR" w:bidi="el_GR"/>
         </w:rPr>
         <w:t>4</w:t>
       </w:r>
       <w:r>
         <w:rPr>
-          <w:lang w:val="en_US" w:bidi="en_US"/>
+          <w:lang w:val="el_GR" w:bidi="el_GR"/>
         </w:rPr>
         <w:t xml:space="preserve"> εἰς κληρονομίαν ἄφθαρτον καὶ ἀμίαντον καὶ ἀμάραντον, τετηρημένην ἐν οὐρανοῖς εἰς ὑμᾶς</w:t>
       </w:r>
@@ -284,19 +284,19 @@
       <w:pPr/>
       <w:r>
         <w:rPr>
-          <w:lang w:val="en_US" w:bidi="en_US"/>
-        </w:rPr>
-      </w:r>
-      <w:r>
-        <w:rPr>
-          <w:vertAlign w:val="superscript"/>
-          <w:lang w:val="en_US" w:bidi="en_US"/>
+          <w:lang w:val="el_GR" w:bidi="el_GR"/>
+        </w:rPr>
+      </w:r>
+      <w:r>
+        <w:rPr>
+          <w:vertAlign w:val="superscript"/>
+          <w:lang w:val="el_GR" w:bidi="el_GR"/>
         </w:rPr>
         <w:t>5</w:t>
       </w:r>
       <w:r>
         <w:rPr>
-          <w:lang w:val="en_US" w:bidi="en_US"/>
+          <w:lang w:val="el_GR" w:bidi="el_GR"/>
         </w:rPr>
         <w:t xml:space="preserve"> τοὺς ἐν δυνάμει θεοῦ φρουρουμένους διὰ πίστεως εἰς σωτηρίαν ἑτοίμην ἀποκαλυφθῆναι ἐν καιρῷ ἐσχάτῳ.</w:t>
       </w:r>
@@ -305,19 +305,19 @@
       <w:pPr/>
       <w:r>
         <w:rPr>
-          <w:lang w:val="en_US" w:bidi="en_US"/>
-        </w:rPr>
-      </w:r>
-      <w:r>
-        <w:rPr>
-          <w:vertAlign w:val="superscript"/>
-          <w:lang w:val="en_US" w:bidi="en_US"/>
+          <w:lang w:val="el_GR" w:bidi="el_GR"/>
+        </w:rPr>
+      </w:r>
+      <w:r>
+        <w:rPr>
+          <w:vertAlign w:val="superscript"/>
+          <w:lang w:val="el_GR" w:bidi="el_GR"/>
         </w:rPr>
         <w:t>6</w:t>
       </w:r>
       <w:r>
         <w:rPr>
-          <w:lang w:val="en_US" w:bidi="en_US"/>
+          <w:lang w:val="el_GR" w:bidi="el_GR"/>
         </w:rPr>
         <w:t xml:space="preserve"> ἐν ᾧ ἀγαλλιᾶσθε, ὀλίγον ἄρτι εἰ δέον λυπηθέντες ἐν ποικίλοις πειρασμοῖς,</w:t>
       </w:r>
@@ -326,19 +326,19 @@
       <w:pPr/>
       <w:r>
         <w:rPr>
-          <w:lang w:val="en_US" w:bidi="en_US"/>
-        </w:rPr>
-      </w:r>
-      <w:r>
-        <w:rPr>
-          <w:vertAlign w:val="superscript"/>
-          <w:lang w:val="en_US" w:bidi="en_US"/>
+          <w:lang w:val="el_GR" w:bidi="el_GR"/>
+        </w:rPr>
+      </w:r>
+      <w:r>
+        <w:rPr>
+          <w:vertAlign w:val="superscript"/>
+          <w:lang w:val="el_GR" w:bidi="el_GR"/>
         </w:rPr>
         <w:t>7</w:t>
       </w:r>
       <w:r>
         <w:rPr>
-          <w:lang w:val="en_US" w:bidi="en_US"/>
+          <w:lang w:val="el_GR" w:bidi="el_GR"/>
         </w:rPr>
         <w:t xml:space="preserve"> ἵνα τὸ δοκίμιον ὑμῶν τῆς πίστεως πολυτιμότερον χρυσίου τοῦ ἀπολλυμένου διὰ πυρὸς δὲ δοκιμαζομένου εὑρεθῇ εἰς ἔπαινον καὶ δόξαν καὶ τιμὴν ἐν ἀποκαλύψει Ἰησοῦ Χριστοῦ.</w:t>
       </w:r>
@@ -347,19 +347,19 @@
       <w:pPr/>
       <w:r>
         <w:rPr>
-          <w:lang w:val="en_US" w:bidi="en_US"/>
-        </w:rPr>
-      </w:r>
-      <w:r>
-        <w:rPr>
-          <w:vertAlign w:val="superscript"/>
-          <w:lang w:val="en_US" w:bidi="en_US"/>
+          <w:lang w:val="el_GR" w:bidi="el_GR"/>
+        </w:rPr>
+      </w:r>
+      <w:r>
+        <w:rPr>
+          <w:vertAlign w:val="superscript"/>
+          <w:lang w:val="el_GR" w:bidi="el_GR"/>
         </w:rPr>
         <w:t>8</w:t>
       </w:r>
       <w:r>
         <w:rPr>
-          <w:lang w:val="en_US" w:bidi="en_US"/>
+          <w:lang w:val="el_GR" w:bidi="el_GR"/>
         </w:rPr>
         <w:t xml:space="preserve"> ὃν οὐκ ἰδόντες ἀγαπᾶτε, εἰς ὃν ἄρτι μὴ ὁρῶντες πιστεύοντες δὲ ἀγαλλιᾶσθε χαρᾷ ἀνεκλαλήτῳ καὶ δεδοξασμένῃ,</w:t>
       </w:r>
@@ -368,19 +368,19 @@
       <w:pPr/>
       <w:r>
         <w:rPr>
-          <w:lang w:val="en_US" w:bidi="en_US"/>
-        </w:rPr>
-      </w:r>
-      <w:r>
-        <w:rPr>
-          <w:vertAlign w:val="superscript"/>
-          <w:lang w:val="en_US" w:bidi="en_US"/>
+          <w:lang w:val="el_GR" w:bidi="el_GR"/>
+        </w:rPr>
+      </w:r>
+      <w:r>
+        <w:rPr>
+          <w:vertAlign w:val="superscript"/>
+          <w:lang w:val="el_GR" w:bidi="el_GR"/>
         </w:rPr>
         <w:t>9</w:t>
       </w:r>
       <w:r>
         <w:rPr>
-          <w:lang w:val="en_US" w:bidi="en_US"/>
+          <w:lang w:val="el_GR" w:bidi="el_GR"/>
         </w:rPr>
         <w:t xml:space="preserve"> κομιζόμενοι τὸ τέλος τῆς πίστεως ὑμῶν σωτηρίαν ψυχῶν.</w:t>
       </w:r>
@@ -389,19 +389,19 @@
       <w:pPr/>
       <w:r>
         <w:rPr>
-          <w:lang w:val="en_US" w:bidi="en_US"/>
-        </w:rPr>
-      </w:r>
-      <w:r>
-        <w:rPr>
-          <w:vertAlign w:val="superscript"/>
-          <w:lang w:val="en_US" w:bidi="en_US"/>
+          <w:lang w:val="el_GR" w:bidi="el_GR"/>
+        </w:rPr>
+      </w:r>
+      <w:r>
+        <w:rPr>
+          <w:vertAlign w:val="superscript"/>
+          <w:lang w:val="el_GR" w:bidi="el_GR"/>
         </w:rPr>
         <w:t>10</w:t>
       </w:r>
       <w:r>
         <w:rPr>
-          <w:lang w:val="en_US" w:bidi="en_US"/>
+          <w:lang w:val="el_GR" w:bidi="el_GR"/>
         </w:rPr>
         <w:t xml:space="preserve"> Περὶ ἧς σωτηρίας ἐξεζήτησαν καὶ ἐξηραύνησαν προφῆται οἱ περὶ τῆς εἰς ὑμᾶς χάριτος προφητεύσαντες,</w:t>
       </w:r>
@@ -410,19 +410,19 @@
       <w:pPr/>
       <w:r>
         <w:rPr>
-          <w:lang w:val="en_US" w:bidi="en_US"/>
-        </w:rPr>
-      </w:r>
-      <w:r>
-        <w:rPr>
-          <w:vertAlign w:val="superscript"/>
-          <w:lang w:val="en_US" w:bidi="en_US"/>
+          <w:lang w:val="el_GR" w:bidi="el_GR"/>
+        </w:rPr>
+      </w:r>
+      <w:r>
+        <w:rPr>
+          <w:vertAlign w:val="superscript"/>
+          <w:lang w:val="el_GR" w:bidi="el_GR"/>
         </w:rPr>
         <w:t>11</w:t>
       </w:r>
       <w:r>
         <w:rPr>
-          <w:lang w:val="en_US" w:bidi="en_US"/>
+          <w:lang w:val="el_GR" w:bidi="el_GR"/>
         </w:rPr>
         <w:t xml:space="preserve"> ἐραυνῶντες εἰς τίνα ἢ ποῖον καιρὸν ἐδήλου τὸ ἐν αὐτοῖς πνεῦμα Χριστοῦ προμαρτυρόμενον τὰ εἰς Χριστὸν παθήματα καὶ τὰς μετὰ ταῦτα δόξας·</w:t>
       </w:r>
@@ -431,19 +431,19 @@
       <w:pPr/>
       <w:r>
         <w:rPr>
-          <w:lang w:val="en_US" w:bidi="en_US"/>
-        </w:rPr>
-      </w:r>
-      <w:r>
-        <w:rPr>
-          <w:vertAlign w:val="superscript"/>
-          <w:lang w:val="en_US" w:bidi="en_US"/>
+          <w:lang w:val="el_GR" w:bidi="el_GR"/>
+        </w:rPr>
+      </w:r>
+      <w:r>
+        <w:rPr>
+          <w:vertAlign w:val="superscript"/>
+          <w:lang w:val="el_GR" w:bidi="el_GR"/>
         </w:rPr>
         <w:t>12</w:t>
       </w:r>
       <w:r>
         <w:rPr>
-          <w:lang w:val="en_US" w:bidi="en_US"/>
+          <w:lang w:val="el_GR" w:bidi="el_GR"/>
         </w:rPr>
         <w:t xml:space="preserve"> οἷς ἀπεκαλύφθη ὅτι οὐχ ἑαυτοῖς ὑμῖν δὲ διηκόνουν αὐτά, ἃ νῦν ἀνηγγέλη ὑμῖν διὰ τῶν εὐαγγελισαμένων ὑμᾶς πνεύματι ἁγίῳ ἀποσταλέντι ἀπʼ οὐρανοῦ, εἰς ἃ ἐπιθυμοῦσιν ἄγγελοι παρακύψαι.</w:t>
       </w:r>
@@ -452,19 +452,19 @@
       <w:pPr/>
       <w:r>
         <w:rPr>
-          <w:lang w:val="en_US" w:bidi="en_US"/>
-        </w:rPr>
-      </w:r>
-      <w:r>
-        <w:rPr>
-          <w:vertAlign w:val="superscript"/>
-          <w:lang w:val="en_US" w:bidi="en_US"/>
+          <w:lang w:val="el_GR" w:bidi="el_GR"/>
+        </w:rPr>
+      </w:r>
+      <w:r>
+        <w:rPr>
+          <w:vertAlign w:val="superscript"/>
+          <w:lang w:val="el_GR" w:bidi="el_GR"/>
         </w:rPr>
         <w:t>13</w:t>
       </w:r>
       <w:r>
         <w:rPr>
-          <w:lang w:val="en_US" w:bidi="en_US"/>
+          <w:lang w:val="el_GR" w:bidi="el_GR"/>
         </w:rPr>
         <w:t xml:space="preserve"> Διὸ ἀναζωσάμενοι τὰς ὀσφύας τῆς διανοίας ὑμῶν, νήφοντες τελείως, ἐλπίσατε ἐπὶ τὴν φερομένην ὑμῖν χάριν ἐν ἀποκαλύψει Ἰησοῦ Χριστοῦ.</w:t>
       </w:r>
@@ -473,19 +473,19 @@
       <w:pPr/>
       <w:r>
         <w:rPr>
-          <w:lang w:val="en_US" w:bidi="en_US"/>
-        </w:rPr>
-      </w:r>
-      <w:r>
-        <w:rPr>
-          <w:vertAlign w:val="superscript"/>
-          <w:lang w:val="en_US" w:bidi="en_US"/>
+          <w:lang w:val="el_GR" w:bidi="el_GR"/>
+        </w:rPr>
+      </w:r>
+      <w:r>
+        <w:rPr>
+          <w:vertAlign w:val="superscript"/>
+          <w:lang w:val="el_GR" w:bidi="el_GR"/>
         </w:rPr>
         <w:t>14</w:t>
       </w:r>
       <w:r>
         <w:rPr>
-          <w:lang w:val="en_US" w:bidi="en_US"/>
+          <w:lang w:val="el_GR" w:bidi="el_GR"/>
         </w:rPr>
         <w:t xml:space="preserve"> ὡς τέκνα ὑπακοῆς, μὴ συσχηματιζόμενοι ταῖς πρότερον ἐν τῇ ἀγνοίᾳ ὑμῶν ἐπιθυμίαις,</w:t>
       </w:r>
@@ -494,19 +494,19 @@
       <w:pPr/>
       <w:r>
         <w:rPr>
-          <w:lang w:val="en_US" w:bidi="en_US"/>
-        </w:rPr>
-      </w:r>
-      <w:r>
-        <w:rPr>
-          <w:vertAlign w:val="superscript"/>
-          <w:lang w:val="en_US" w:bidi="en_US"/>
+          <w:lang w:val="el_GR" w:bidi="el_GR"/>
+        </w:rPr>
+      </w:r>
+      <w:r>
+        <w:rPr>
+          <w:vertAlign w:val="superscript"/>
+          <w:lang w:val="el_GR" w:bidi="el_GR"/>
         </w:rPr>
         <w:t>15</w:t>
       </w:r>
       <w:r>
         <w:rPr>
-          <w:lang w:val="en_US" w:bidi="en_US"/>
+          <w:lang w:val="el_GR" w:bidi="el_GR"/>
         </w:rPr>
         <w:t xml:space="preserve"> ἀλλὰ κατὰ τὸν καλέσαντα ὑμᾶς ἅγιον καὶ αὐτοὶ ἅγιοι ἐν πάσῃ ἀναστροφῇ γενήθητε,</w:t>
       </w:r>
@@ -515,19 +515,19 @@
       <w:pPr/>
       <w:r>
         <w:rPr>
-          <w:lang w:val="en_US" w:bidi="en_US"/>
-        </w:rPr>
-      </w:r>
-      <w:r>
-        <w:rPr>
-          <w:vertAlign w:val="superscript"/>
-          <w:lang w:val="en_US" w:bidi="en_US"/>
+          <w:lang w:val="el_GR" w:bidi="el_GR"/>
+        </w:rPr>
+      </w:r>
+      <w:r>
+        <w:rPr>
+          <w:vertAlign w:val="superscript"/>
+          <w:lang w:val="el_GR" w:bidi="el_GR"/>
         </w:rPr>
         <w:t>16</w:t>
       </w:r>
       <w:r>
         <w:rPr>
-          <w:lang w:val="en_US" w:bidi="en_US"/>
+          <w:lang w:val="el_GR" w:bidi="el_GR"/>
         </w:rPr>
         <w:t xml:space="preserve"> διότι γέγραπται ὅτι Ἅγιοι ἔσεσθε, ὅτι ἐγὼ ἅγιος.</w:t>
       </w:r>
@@ -536,19 +536,19 @@
       <w:pPr/>
       <w:r>
         <w:rPr>
-          <w:lang w:val="en_US" w:bidi="en_US"/>
-        </w:rPr>
-      </w:r>
-      <w:r>
-        <w:rPr>
-          <w:vertAlign w:val="superscript"/>
-          <w:lang w:val="en_US" w:bidi="en_US"/>
+          <w:lang w:val="el_GR" w:bidi="el_GR"/>
+        </w:rPr>
+      </w:r>
+      <w:r>
+        <w:rPr>
+          <w:vertAlign w:val="superscript"/>
+          <w:lang w:val="el_GR" w:bidi="el_GR"/>
         </w:rPr>
         <w:t>17</w:t>
       </w:r>
       <w:r>
         <w:rPr>
-          <w:lang w:val="en_US" w:bidi="en_US"/>
+          <w:lang w:val="el_GR" w:bidi="el_GR"/>
         </w:rPr>
         <w:t xml:space="preserve"> Καὶ εἰ πατέρα ἐπικαλεῖσθε τὸν ἀπροσωπολήμπτως κρίνοντα κατὰ τὸ ἑκάστου ἔργον, ἐν φόβῳ τὸν τῆς παροικίας ὑμῶν χρόνον ἀναστράφητε·</w:t>
       </w:r>
@@ -557,19 +557,19 @@
       <w:pPr/>
       <w:r>
         <w:rPr>
-          <w:lang w:val="en_US" w:bidi="en_US"/>
-        </w:rPr>
-      </w:r>
-      <w:r>
-        <w:rPr>
-          <w:vertAlign w:val="superscript"/>
-          <w:lang w:val="en_US" w:bidi="en_US"/>
+          <w:lang w:val="el_GR" w:bidi="el_GR"/>
+        </w:rPr>
+      </w:r>
+      <w:r>
+        <w:rPr>
+          <w:vertAlign w:val="superscript"/>
+          <w:lang w:val="el_GR" w:bidi="el_GR"/>
         </w:rPr>
         <w:t>18</w:t>
       </w:r>
       <w:r>
         <w:rPr>
-          <w:lang w:val="en_US" w:bidi="en_US"/>
+          <w:lang w:val="el_GR" w:bidi="el_GR"/>
         </w:rPr>
         <w:t xml:space="preserve"> εἰδότες ὅτι οὐ φθαρτοῖς, ἀργυρίῳ ἢ χρυσίῳ, ἐλυτρώθητε ἐκ τῆς ματαίας ὑμῶν ἀναστροφῆς πατροπαραδότου,</w:t>
       </w:r>
@@ -578,19 +578,19 @@
       <w:pPr/>
       <w:r>
         <w:rPr>
-          <w:lang w:val="en_US" w:bidi="en_US"/>
-        </w:rPr>
-      </w:r>
-      <w:r>
-        <w:rPr>
-          <w:vertAlign w:val="superscript"/>
-          <w:lang w:val="en_US" w:bidi="en_US"/>
+          <w:lang w:val="el_GR" w:bidi="el_GR"/>
+        </w:rPr>
+      </w:r>
+      <w:r>
+        <w:rPr>
+          <w:vertAlign w:val="superscript"/>
+          <w:lang w:val="el_GR" w:bidi="el_GR"/>
         </w:rPr>
         <w:t>19</w:t>
       </w:r>
       <w:r>
         <w:rPr>
-          <w:lang w:val="en_US" w:bidi="en_US"/>
+          <w:lang w:val="el_GR" w:bidi="el_GR"/>
         </w:rPr>
         <w:t xml:space="preserve"> ἀλλὰ τιμίῳ αἵματι ὡς ἀμνοῦ ἀμώμου καὶ ἀσπίλου Χριστοῦ,</w:t>
       </w:r>
@@ -599,19 +599,19 @@
       <w:pPr/>
       <w:r>
         <w:rPr>
-          <w:lang w:val="en_US" w:bidi="en_US"/>
-        </w:rPr>
-      </w:r>
-      <w:r>
-        <w:rPr>
-          <w:vertAlign w:val="superscript"/>
-          <w:lang w:val="en_US" w:bidi="en_US"/>
+          <w:lang w:val="el_GR" w:bidi="el_GR"/>
+        </w:rPr>
+      </w:r>
+      <w:r>
+        <w:rPr>
+          <w:vertAlign w:val="superscript"/>
+          <w:lang w:val="el_GR" w:bidi="el_GR"/>
         </w:rPr>
         <w:t>20</w:t>
       </w:r>
       <w:r>
         <w:rPr>
-          <w:lang w:val="en_US" w:bidi="en_US"/>
+          <w:lang w:val="el_GR" w:bidi="el_GR"/>
         </w:rPr>
         <w:t xml:space="preserve"> προεγνωσμένου μὲν πρὸ καταβολῆς κόσμου, φανερωθέντος δὲ ἐπʼ ἐσχάτου τῶν χρόνων διʼ ὑμᾶς</w:t>
       </w:r>
@@ -620,19 +620,19 @@
       <w:pPr/>
       <w:r>
         <w:rPr>
-          <w:lang w:val="en_US" w:bidi="en_US"/>
-        </w:rPr>
-      </w:r>
-      <w:r>
-        <w:rPr>
-          <w:vertAlign w:val="superscript"/>
-          <w:lang w:val="en_US" w:bidi="en_US"/>
+          <w:lang w:val="el_GR" w:bidi="el_GR"/>
+        </w:rPr>
+      </w:r>
+      <w:r>
+        <w:rPr>
+          <w:vertAlign w:val="superscript"/>
+          <w:lang w:val="el_GR" w:bidi="el_GR"/>
         </w:rPr>
         <w:t>21</w:t>
       </w:r>
       <w:r>
         <w:rPr>
-          <w:lang w:val="en_US" w:bidi="en_US"/>
+          <w:lang w:val="el_GR" w:bidi="el_GR"/>
         </w:rPr>
         <w:t xml:space="preserve"> τοὺς διʼ αὐτοῦ πιστοὺς εἰς θεὸν τὸν ἐγείραντα αὐτὸν ἐκ νεκρῶν καὶ δόξαν αὐτῷ δόντα, ὥστε τὴν πίστιν ὑμῶν καὶ ἐλπίδα εἶναι εἰς θεόν.</w:t>
       </w:r>
@@ -641,19 +641,19 @@
       <w:pPr/>
       <w:r>
         <w:rPr>
-          <w:lang w:val="en_US" w:bidi="en_US"/>
-        </w:rPr>
-      </w:r>
-      <w:r>
-        <w:rPr>
-          <w:vertAlign w:val="superscript"/>
-          <w:lang w:val="en_US" w:bidi="en_US"/>
+          <w:lang w:val="el_GR" w:bidi="el_GR"/>
+        </w:rPr>
+      </w:r>
+      <w:r>
+        <w:rPr>
+          <w:vertAlign w:val="superscript"/>
+          <w:lang w:val="el_GR" w:bidi="el_GR"/>
         </w:rPr>
         <w:t>22</w:t>
       </w:r>
       <w:r>
         <w:rPr>
-          <w:lang w:val="en_US" w:bidi="en_US"/>
+          <w:lang w:val="el_GR" w:bidi="el_GR"/>
         </w:rPr>
         <w:t xml:space="preserve"> Τὰς ψυχὰς ὑμῶν ἡγνικότες ἐν τῇ ὑπακοῇ τῆς ἀληθείας εἰς φιλαδελφίαν ἀνυπόκριτον ἐκ καρδίας ἀλλήλους ἀγαπήσατε ἐκτενῶς,</w:t>
       </w:r>
@@ -662,19 +662,19 @@
       <w:pPr/>
       <w:r>
         <w:rPr>
-          <w:lang w:val="en_US" w:bidi="en_US"/>
-        </w:rPr>
-      </w:r>
-      <w:r>
-        <w:rPr>
-          <w:vertAlign w:val="superscript"/>
-          <w:lang w:val="en_US" w:bidi="en_US"/>
+          <w:lang w:val="el_GR" w:bidi="el_GR"/>
+        </w:rPr>
+      </w:r>
+      <w:r>
+        <w:rPr>
+          <w:vertAlign w:val="superscript"/>
+          <w:lang w:val="el_GR" w:bidi="el_GR"/>
         </w:rPr>
         <w:t>23</w:t>
       </w:r>
       <w:r>
         <w:rPr>
-          <w:lang w:val="en_US" w:bidi="en_US"/>
+          <w:lang w:val="el_GR" w:bidi="el_GR"/>
         </w:rPr>
         <w:t xml:space="preserve"> ἀναγεγεννημένοι οὐκ ἐκ σπορᾶς φθαρτῆς ἀλλὰ ἀφθάρτου, διὰ λόγου ζῶντος θεοῦ καὶ μένοντος·</w:t>
       </w:r>
@@ -683,19 +683,19 @@
       <w:pPr/>
       <w:r>
         <w:rPr>
-          <w:lang w:val="en_US" w:bidi="en_US"/>
-        </w:rPr>
-      </w:r>
-      <w:r>
-        <w:rPr>
-          <w:vertAlign w:val="superscript"/>
-          <w:lang w:val="en_US" w:bidi="en_US"/>
+          <w:lang w:val="el_GR" w:bidi="el_GR"/>
+        </w:rPr>
+      </w:r>
+      <w:r>
+        <w:rPr>
+          <w:vertAlign w:val="superscript"/>
+          <w:lang w:val="el_GR" w:bidi="el_GR"/>
         </w:rPr>
         <w:t>24</w:t>
       </w:r>
       <w:r>
         <w:rPr>
-          <w:lang w:val="en_US" w:bidi="en_US"/>
+          <w:lang w:val="el_GR" w:bidi="el_GR"/>
         </w:rPr>
         <w:t xml:space="preserve"> διότι πᾶσα σὰρξ ὡς χόρτος, καὶ πᾶσα δόξα αὐτῆς ὡς ἄνθος χόρτου· ἐξηράνθη ὁ χόρτος, καὶ τὸ ἄνθος ἐξέπεσεν·</w:t>
       </w:r>
@@ -704,19 +704,19 @@
       <w:pPr/>
       <w:r>
         <w:rPr>
-          <w:lang w:val="en_US" w:bidi="en_US"/>
-        </w:rPr>
-      </w:r>
-      <w:r>
-        <w:rPr>
-          <w:vertAlign w:val="superscript"/>
-          <w:lang w:val="en_US" w:bidi="en_US"/>
+          <w:lang w:val="el_GR" w:bidi="el_GR"/>
+        </w:rPr>
+      </w:r>
+      <w:r>
+        <w:rPr>
+          <w:vertAlign w:val="superscript"/>
+          <w:lang w:val="el_GR" w:bidi="el_GR"/>
         </w:rPr>
         <w:t>25</w:t>
       </w:r>
       <w:r>
         <w:rPr>
-          <w:lang w:val="en_US" w:bidi="en_US"/>
+          <w:lang w:val="el_GR" w:bidi="el_GR"/>
         </w:rPr>
         <w:t xml:space="preserve"> τὸ δὲ ῥῆμα κυρίου μένει εἰς τὸν αἰῶνα. τοῦτο δέ ἐστιν τὸ ῥῆμα τὸ εὐαγγελισθὲν εἰς ὑμᾶς.</w:t>
       </w:r>
@@ -727,33 +727,33 @@
       </w:pPr>
       <w:r>
         <w:rPr>
-          <w:lang w:val="en_US" w:bidi="en_US"/>
+          <w:lang w:val="el_GR" w:bidi="el_GR"/>
         </w:rPr>
         <w:t>1 Peter 2:1</w:t>
       </w:r>
       <w:r>
         <w:rPr>
-          <w:lang w:val="en_US" w:bidi="en_US"/>
-        </w:rPr>
-      </w:r>
-    </w:p>
-    <w:p>
-      <w:pPr/>
-      <w:r>
-        <w:rPr>
-          <w:lang w:val="en_US" w:bidi="en_US"/>
-        </w:rPr>
-      </w:r>
-      <w:r>
-        <w:rPr>
-          <w:vertAlign w:val="superscript"/>
-          <w:lang w:val="en_US" w:bidi="en_US"/>
+          <w:lang w:val="el_GR" w:bidi="el_GR"/>
+        </w:rPr>
+      </w:r>
+    </w:p>
+    <w:p>
+      <w:pPr/>
+      <w:r>
+        <w:rPr>
+          <w:lang w:val="el_GR" w:bidi="el_GR"/>
+        </w:rPr>
+      </w:r>
+      <w:r>
+        <w:rPr>
+          <w:vertAlign w:val="superscript"/>
+          <w:lang w:val="el_GR" w:bidi="el_GR"/>
         </w:rPr>
         <w:t>1</w:t>
       </w:r>
       <w:r>
         <w:rPr>
-          <w:lang w:val="en_US" w:bidi="en_US"/>
+          <w:lang w:val="el_GR" w:bidi="el_GR"/>
         </w:rPr>
         <w:t xml:space="preserve"> Ἀποθέμενοι οὖν πᾶσαν κακίαν καὶ πάντα δόλον καὶ ὑποκρίσεις καὶ φθόνους καὶ πάσας καταλαλιάς,</w:t>
       </w:r>
@@ -762,19 +762,19 @@
       <w:pPr/>
       <w:r>
         <w:rPr>
-          <w:lang w:val="en_US" w:bidi="en_US"/>
-        </w:rPr>
-      </w:r>
-      <w:r>
-        <w:rPr>
-          <w:vertAlign w:val="superscript"/>
-          <w:lang w:val="en_US" w:bidi="en_US"/>
+          <w:lang w:val="el_GR" w:bidi="el_GR"/>
+        </w:rPr>
+      </w:r>
+      <w:r>
+        <w:rPr>
+          <w:vertAlign w:val="superscript"/>
+          <w:lang w:val="el_GR" w:bidi="el_GR"/>
         </w:rPr>
         <w:t>2</w:t>
       </w:r>
       <w:r>
         <w:rPr>
-          <w:lang w:val="en_US" w:bidi="en_US"/>
+          <w:lang w:val="el_GR" w:bidi="el_GR"/>
         </w:rPr>
         <w:t xml:space="preserve"> ὡς ἀρτιγέννητα βρέφη τὸ λογικὸν ἄδολον γάλα ἐπιποθήσατε, ἵνα ἐν αὐτῷ αὐξηθῆτε εἰς σωτηρίαν,</w:t>
       </w:r>
@@ -783,19 +783,19 @@
       <w:pPr/>
       <w:r>
         <w:rPr>
-          <w:lang w:val="en_US" w:bidi="en_US"/>
-        </w:rPr>
-      </w:r>
-      <w:r>
-        <w:rPr>
-          <w:vertAlign w:val="superscript"/>
-          <w:lang w:val="en_US" w:bidi="en_US"/>
+          <w:lang w:val="el_GR" w:bidi="el_GR"/>
+        </w:rPr>
+      </w:r>
+      <w:r>
+        <w:rPr>
+          <w:vertAlign w:val="superscript"/>
+          <w:lang w:val="el_GR" w:bidi="el_GR"/>
         </w:rPr>
         <w:t>3</w:t>
       </w:r>
       <w:r>
         <w:rPr>
-          <w:lang w:val="en_US" w:bidi="en_US"/>
+          <w:lang w:val="el_GR" w:bidi="el_GR"/>
         </w:rPr>
         <w:t xml:space="preserve"> εἰ ἐγεύσασθε ὅτι χρηστὸς ὁ κύριος.</w:t>
       </w:r>
@@ -804,19 +804,19 @@
       <w:pPr/>
       <w:r>
         <w:rPr>
-          <w:lang w:val="en_US" w:bidi="en_US"/>
-        </w:rPr>
-      </w:r>
-      <w:r>
-        <w:rPr>
-          <w:vertAlign w:val="superscript"/>
-          <w:lang w:val="en_US" w:bidi="en_US"/>
+          <w:lang w:val="el_GR" w:bidi="el_GR"/>
+        </w:rPr>
+      </w:r>
+      <w:r>
+        <w:rPr>
+          <w:vertAlign w:val="superscript"/>
+          <w:lang w:val="el_GR" w:bidi="el_GR"/>
         </w:rPr>
         <w:t>4</w:t>
       </w:r>
       <w:r>
         <w:rPr>
-          <w:lang w:val="en_US" w:bidi="en_US"/>
+          <w:lang w:val="el_GR" w:bidi="el_GR"/>
         </w:rPr>
         <w:t xml:space="preserve"> Πρὸς ὃν προσερχόμενοι, λίθον ζῶντα, ὑπὸ ἀνθρώπων μὲν ἀποδεδοκιμασμένον παρὰ δὲ θεῷ ἐκλεκτὸν ἔντιμον</w:t>
       </w:r>
@@ -825,19 +825,19 @@
       <w:pPr/>
       <w:r>
         <w:rPr>
-          <w:lang w:val="en_US" w:bidi="en_US"/>
-        </w:rPr>
-      </w:r>
-      <w:r>
-        <w:rPr>
-          <w:vertAlign w:val="superscript"/>
-          <w:lang w:val="en_US" w:bidi="en_US"/>
+          <w:lang w:val="el_GR" w:bidi="el_GR"/>
+        </w:rPr>
+      </w:r>
+      <w:r>
+        <w:rPr>
+          <w:vertAlign w:val="superscript"/>
+          <w:lang w:val="el_GR" w:bidi="el_GR"/>
         </w:rPr>
         <w:t>5</w:t>
       </w:r>
       <w:r>
         <w:rPr>
-          <w:lang w:val="en_US" w:bidi="en_US"/>
+          <w:lang w:val="el_GR" w:bidi="el_GR"/>
         </w:rPr>
         <w:t xml:space="preserve"> καὶ αὐτοὶ ὡς λίθοι ζῶντες οἰκοδομεῖσθε οἶκος πνευματικὸς εἰς ἱεράτευμα ἅγιον, ἀνενέγκαι πνευματικὰς θυσίας εὐπροσδέκτους θεῷ διὰ Ἰησοῦ Χριστοῦ·</w:t>
       </w:r>
@@ -846,19 +846,19 @@
       <w:pPr/>
       <w:r>
         <w:rPr>
-          <w:lang w:val="en_US" w:bidi="en_US"/>
-        </w:rPr>
-      </w:r>
-      <w:r>
-        <w:rPr>
-          <w:vertAlign w:val="superscript"/>
-          <w:lang w:val="en_US" w:bidi="en_US"/>
+          <w:lang w:val="el_GR" w:bidi="el_GR"/>
+        </w:rPr>
+      </w:r>
+      <w:r>
+        <w:rPr>
+          <w:vertAlign w:val="superscript"/>
+          <w:lang w:val="el_GR" w:bidi="el_GR"/>
         </w:rPr>
         <w:t>6</w:t>
       </w:r>
       <w:r>
         <w:rPr>
-          <w:lang w:val="en_US" w:bidi="en_US"/>
+          <w:lang w:val="el_GR" w:bidi="el_GR"/>
         </w:rPr>
         <w:t xml:space="preserve"> διότι περιέχει ἐν γραφῇ· Ἰδοὺ τίθημι ἐν Σιὼν λίθον ἀκρογωνιαῖον ἐκλεκτὸν ἔντιμον, καὶ ὁ πιστεύων ἐπʼ αὐτῷ οὐ μὴ καταισχυνθῇ.</w:t>
       </w:r>
@@ -867,19 +867,19 @@
       <w:pPr/>
       <w:r>
         <w:rPr>
-          <w:lang w:val="en_US" w:bidi="en_US"/>
-        </w:rPr>
-      </w:r>
-      <w:r>
-        <w:rPr>
-          <w:vertAlign w:val="superscript"/>
-          <w:lang w:val="en_US" w:bidi="en_US"/>
+          <w:lang w:val="el_GR" w:bidi="el_GR"/>
+        </w:rPr>
+      </w:r>
+      <w:r>
+        <w:rPr>
+          <w:vertAlign w:val="superscript"/>
+          <w:lang w:val="el_GR" w:bidi="el_GR"/>
         </w:rPr>
         <w:t>7</w:t>
       </w:r>
       <w:r>
         <w:rPr>
-          <w:lang w:val="en_US" w:bidi="en_US"/>
+          <w:lang w:val="el_GR" w:bidi="el_GR"/>
         </w:rPr>
         <w:t xml:space="preserve"> ὑμῖν οὖν ἡ τιμὴ τοῖς πιστεύουσιν· ἀπιστοῦσιν δὲ λίθος ὃν ἀπεδοκίμασαν οἱ οἰκοδομοῦντες οὗτος ἐγενήθη εἰς κεφαλὴν γωνίας</w:t>
       </w:r>
@@ -888,19 +888,19 @@
       <w:pPr/>
       <w:r>
         <w:rPr>
-          <w:lang w:val="en_US" w:bidi="en_US"/>
-        </w:rPr>
-      </w:r>
-      <w:r>
-        <w:rPr>
-          <w:vertAlign w:val="superscript"/>
-          <w:lang w:val="en_US" w:bidi="en_US"/>
+          <w:lang w:val="el_GR" w:bidi="el_GR"/>
+        </w:rPr>
+      </w:r>
+      <w:r>
+        <w:rPr>
+          <w:vertAlign w:val="superscript"/>
+          <w:lang w:val="el_GR" w:bidi="el_GR"/>
         </w:rPr>
         <w:t>8</w:t>
       </w:r>
       <w:r>
         <w:rPr>
-          <w:lang w:val="en_US" w:bidi="en_US"/>
+          <w:lang w:val="el_GR" w:bidi="el_GR"/>
         </w:rPr>
         <w:t xml:space="preserve"> καὶ λίθος προσκόμματος καὶ πέτρα σκανδάλου· οἳ προσκόπτουσιν τῷ λόγῳ ἀπειθοῦντες· εἰς ὃ καὶ ἐτέθησαν.</w:t>
       </w:r>
@@ -909,19 +909,19 @@
       <w:pPr/>
       <w:r>
         <w:rPr>
-          <w:lang w:val="en_US" w:bidi="en_US"/>
-        </w:rPr>
-      </w:r>
-      <w:r>
-        <w:rPr>
-          <w:vertAlign w:val="superscript"/>
-          <w:lang w:val="en_US" w:bidi="en_US"/>
+          <w:lang w:val="el_GR" w:bidi="el_GR"/>
+        </w:rPr>
+      </w:r>
+      <w:r>
+        <w:rPr>
+          <w:vertAlign w:val="superscript"/>
+          <w:lang w:val="el_GR" w:bidi="el_GR"/>
         </w:rPr>
         <w:t>9</w:t>
       </w:r>
       <w:r>
         <w:rPr>
-          <w:lang w:val="en_US" w:bidi="en_US"/>
+          <w:lang w:val="el_GR" w:bidi="el_GR"/>
         </w:rPr>
         <w:t xml:space="preserve"> Ὑμεῖς δὲ γένος ἐκλεκτόν, βασίλειον ἱεράτευμα, ἔθνος ἅγιον, λαὸς εἰς περιποίησιν, ὅπως τὰς ἀρετὰς ἐξαγγείλητε τοῦ ἐκ σκότους ὑμᾶς καλέσαντος εἰς τὸ θαυμαστὸν αὐτοῦ φῶς·</w:t>
       </w:r>
@@ -930,19 +930,19 @@
       <w:pPr/>
       <w:r>
         <w:rPr>
-          <w:lang w:val="en_US" w:bidi="en_US"/>
-        </w:rPr>
-      </w:r>
-      <w:r>
-        <w:rPr>
-          <w:vertAlign w:val="superscript"/>
-          <w:lang w:val="en_US" w:bidi="en_US"/>
+          <w:lang w:val="el_GR" w:bidi="el_GR"/>
+        </w:rPr>
+      </w:r>
+      <w:r>
+        <w:rPr>
+          <w:vertAlign w:val="superscript"/>
+          <w:lang w:val="el_GR" w:bidi="el_GR"/>
         </w:rPr>
         <w:t>10</w:t>
       </w:r>
       <w:r>
         <w:rPr>
-          <w:lang w:val="en_US" w:bidi="en_US"/>
+          <w:lang w:val="el_GR" w:bidi="el_GR"/>
         </w:rPr>
         <w:t xml:space="preserve"> οἵ ποτε οὐ λαὸς νῦν δὲ λαὸς θεοῦ, οἱ οὐκ ἠλεημένοι νῦν δὲ ἐλεηθέντες.</w:t>
       </w:r>
@@ -951,19 +951,19 @@
       <w:pPr/>
       <w:r>
         <w:rPr>
-          <w:lang w:val="en_US" w:bidi="en_US"/>
-        </w:rPr>
-      </w:r>
-      <w:r>
-        <w:rPr>
-          <w:vertAlign w:val="superscript"/>
-          <w:lang w:val="en_US" w:bidi="en_US"/>
+          <w:lang w:val="el_GR" w:bidi="el_GR"/>
+        </w:rPr>
+      </w:r>
+      <w:r>
+        <w:rPr>
+          <w:vertAlign w:val="superscript"/>
+          <w:lang w:val="el_GR" w:bidi="el_GR"/>
         </w:rPr>
         <w:t>11</w:t>
       </w:r>
       <w:r>
         <w:rPr>
-          <w:lang w:val="en_US" w:bidi="en_US"/>
+          <w:lang w:val="el_GR" w:bidi="el_GR"/>
         </w:rPr>
         <w:t xml:space="preserve"> Ἀγαπητοί, παρακαλῶ ὡς παροίκους καὶ παρεπιδήμους ἀπέχεσθαι τῶν σαρκικῶν ἐπιθυμιῶν, αἵτινες στρατεύονται κατὰ τῆς ψυχῆς·</w:t>
       </w:r>
@@ -972,19 +972,19 @@
       <w:pPr/>
       <w:r>
         <w:rPr>
-          <w:lang w:val="en_US" w:bidi="en_US"/>
-        </w:rPr>
-      </w:r>
-      <w:r>
-        <w:rPr>
-          <w:vertAlign w:val="superscript"/>
-          <w:lang w:val="en_US" w:bidi="en_US"/>
+          <w:lang w:val="el_GR" w:bidi="el_GR"/>
+        </w:rPr>
+      </w:r>
+      <w:r>
+        <w:rPr>
+          <w:vertAlign w:val="superscript"/>
+          <w:lang w:val="el_GR" w:bidi="el_GR"/>
         </w:rPr>
         <w:t>12</w:t>
       </w:r>
       <w:r>
         <w:rPr>
-          <w:lang w:val="en_US" w:bidi="en_US"/>
+          <w:lang w:val="el_GR" w:bidi="el_GR"/>
         </w:rPr>
         <w:t xml:space="preserve"> τὴν ἀναστροφὴν ὑμῶν ἐν τοῖς ἔθνεσιν ἔχοντες καλήν, ἵνα, ἐν ᾧ καταλαλοῦσιν ὑμῶν ὡς κακοποιῶν, ἐκ τῶν καλῶν ἔργων ἐποπτεύοντες δοξάσωσι τὸν θεὸν ἐν ἡμέρᾳ ἐπισκοπῆς.</w:t>
       </w:r>
@@ -993,19 +993,19 @@
       <w:pPr/>
       <w:r>
         <w:rPr>
-          <w:lang w:val="en_US" w:bidi="en_US"/>
-        </w:rPr>
-      </w:r>
-      <w:r>
-        <w:rPr>
-          <w:vertAlign w:val="superscript"/>
-          <w:lang w:val="en_US" w:bidi="en_US"/>
+          <w:lang w:val="el_GR" w:bidi="el_GR"/>
+        </w:rPr>
+      </w:r>
+      <w:r>
+        <w:rPr>
+          <w:vertAlign w:val="superscript"/>
+          <w:lang w:val="el_GR" w:bidi="el_GR"/>
         </w:rPr>
         <w:t>13</w:t>
       </w:r>
       <w:r>
         <w:rPr>
-          <w:lang w:val="en_US" w:bidi="en_US"/>
+          <w:lang w:val="el_GR" w:bidi="el_GR"/>
         </w:rPr>
         <w:t xml:space="preserve"> Ὑποτάγητε πάσῃ ἀνθρωπίνῃ κτίσει διὰ τὸν κύριον· εἴτε βασιλεῖ ὡς ὑπερέχοντι,</w:t>
       </w:r>
@@ -1014,19 +1014,19 @@
       <w:pPr/>
       <w:r>
         <w:rPr>
-          <w:lang w:val="en_US" w:bidi="en_US"/>
-        </w:rPr>
-      </w:r>
-      <w:r>
-        <w:rPr>
-          <w:vertAlign w:val="superscript"/>
-          <w:lang w:val="en_US" w:bidi="en_US"/>
+          <w:lang w:val="el_GR" w:bidi="el_GR"/>
+        </w:rPr>
+      </w:r>
+      <w:r>
+        <w:rPr>
+          <w:vertAlign w:val="superscript"/>
+          <w:lang w:val="el_GR" w:bidi="el_GR"/>
         </w:rPr>
         <w:t>14</w:t>
       </w:r>
       <w:r>
         <w:rPr>
-          <w:lang w:val="en_US" w:bidi="en_US"/>
+          <w:lang w:val="el_GR" w:bidi="el_GR"/>
         </w:rPr>
         <w:t xml:space="preserve"> εἴτε ἡγεμόσιν ὡς διʼ αὐτοῦ πεμπομένοις εἰς ἐκδίκησιν κακοποιῶν ἔπαινον δὲ ἀγαθοποιῶν</w:t>
       </w:r>
@@ -1035,19 +1035,19 @@
       <w:pPr/>
       <w:r>
         <w:rPr>
-          <w:lang w:val="en_US" w:bidi="en_US"/>
-        </w:rPr>
-      </w:r>
-      <w:r>
-        <w:rPr>
-          <w:vertAlign w:val="superscript"/>
-          <w:lang w:val="en_US" w:bidi="en_US"/>
+          <w:lang w:val="el_GR" w:bidi="el_GR"/>
+        </w:rPr>
+      </w:r>
+      <w:r>
+        <w:rPr>
+          <w:vertAlign w:val="superscript"/>
+          <w:lang w:val="el_GR" w:bidi="el_GR"/>
         </w:rPr>
         <w:t>15</w:t>
       </w:r>
       <w:r>
         <w:rPr>
-          <w:lang w:val="en_US" w:bidi="en_US"/>
+          <w:lang w:val="el_GR" w:bidi="el_GR"/>
         </w:rPr>
         <w:t xml:space="preserve"> ὅτι οὕτως ἐστὶν τὸ θέλημα τοῦ θεοῦ, ἀγαθοποιοῦντας φιμοῦν τὴν τῶν ἀφρόνων ἀνθρώπων ἀγνωσίαν)·</w:t>
       </w:r>
@@ -1056,19 +1056,19 @@
       <w:pPr/>
       <w:r>
         <w:rPr>
-          <w:lang w:val="en_US" w:bidi="en_US"/>
-        </w:rPr>
-      </w:r>
-      <w:r>
-        <w:rPr>
-          <w:vertAlign w:val="superscript"/>
-          <w:lang w:val="en_US" w:bidi="en_US"/>
+          <w:lang w:val="el_GR" w:bidi="el_GR"/>
+        </w:rPr>
+      </w:r>
+      <w:r>
+        <w:rPr>
+          <w:vertAlign w:val="superscript"/>
+          <w:lang w:val="el_GR" w:bidi="el_GR"/>
         </w:rPr>
         <w:t>16</w:t>
       </w:r>
       <w:r>
         <w:rPr>
-          <w:lang w:val="en_US" w:bidi="en_US"/>
+          <w:lang w:val="el_GR" w:bidi="el_GR"/>
         </w:rPr>
         <w:t xml:space="preserve"> ὡς ἐλεύθεροι, καὶ μὴ ὡς ἐπικάλυμμα ἔχοντες τῆς κακίας τὴν ἐλευθερίαν, ἀλλʼ ὡς θεοῦ δοῦλοι.</w:t>
       </w:r>
@@ -1077,19 +1077,19 @@
       <w:pPr/>
       <w:r>
         <w:rPr>
-          <w:lang w:val="en_US" w:bidi="en_US"/>
-        </w:rPr>
-      </w:r>
-      <w:r>
-        <w:rPr>
-          <w:vertAlign w:val="superscript"/>
-          <w:lang w:val="en_US" w:bidi="en_US"/>
+          <w:lang w:val="el_GR" w:bidi="el_GR"/>
+        </w:rPr>
+      </w:r>
+      <w:r>
+        <w:rPr>
+          <w:vertAlign w:val="superscript"/>
+          <w:lang w:val="el_GR" w:bidi="el_GR"/>
         </w:rPr>
         <w:t>17</w:t>
       </w:r>
       <w:r>
         <w:rPr>
-          <w:lang w:val="en_US" w:bidi="en_US"/>
+          <w:lang w:val="el_GR" w:bidi="el_GR"/>
         </w:rPr>
         <w:t xml:space="preserve"> πάντας τιμήσατε, τὴν ἀδελφότητα ἀγαπᾶτε, τὸν θεὸν φοβεῖσθε, τὸν βασιλέα τιμᾶτε.</w:t>
       </w:r>
@@ -1098,19 +1098,19 @@
       <w:pPr/>
       <w:r>
         <w:rPr>
-          <w:lang w:val="en_US" w:bidi="en_US"/>
-        </w:rPr>
-      </w:r>
-      <w:r>
-        <w:rPr>
-          <w:vertAlign w:val="superscript"/>
-          <w:lang w:val="en_US" w:bidi="en_US"/>
+          <w:lang w:val="el_GR" w:bidi="el_GR"/>
+        </w:rPr>
+      </w:r>
+      <w:r>
+        <w:rPr>
+          <w:vertAlign w:val="superscript"/>
+          <w:lang w:val="el_GR" w:bidi="el_GR"/>
         </w:rPr>
         <w:t>18</w:t>
       </w:r>
       <w:r>
         <w:rPr>
-          <w:lang w:val="en_US" w:bidi="en_US"/>
+          <w:lang w:val="el_GR" w:bidi="el_GR"/>
         </w:rPr>
         <w:t xml:space="preserve"> Οἱ οἰκέται ὑποτασσόμενοι ἐν παντὶ φόβῳ τοῖς δεσπόταις, οὐ μόνον τοῖς ἀγαθοῖς καὶ ἐπιεικέσιν ἀλλὰ καὶ τοῖς σκολιοῖς.</w:t>
       </w:r>
@@ -1119,19 +1119,19 @@
       <w:pPr/>
       <w:r>
         <w:rPr>
-          <w:lang w:val="en_US" w:bidi="en_US"/>
-        </w:rPr>
-      </w:r>
-      <w:r>
-        <w:rPr>
-          <w:vertAlign w:val="superscript"/>
-          <w:lang w:val="en_US" w:bidi="en_US"/>
+          <w:lang w:val="el_GR" w:bidi="el_GR"/>
+        </w:rPr>
+      </w:r>
+      <w:r>
+        <w:rPr>
+          <w:vertAlign w:val="superscript"/>
+          <w:lang w:val="el_GR" w:bidi="el_GR"/>
         </w:rPr>
         <w:t>19</w:t>
       </w:r>
       <w:r>
         <w:rPr>
-          <w:lang w:val="en_US" w:bidi="en_US"/>
+          <w:lang w:val="el_GR" w:bidi="el_GR"/>
         </w:rPr>
         <w:t xml:space="preserve"> τοῦτο γὰρ χάρις εἰ διὰ συνείδησιν θεοῦ ὑποφέρει τις λύπας πάσχων ἀδίκως·</w:t>
       </w:r>
@@ -1140,19 +1140,19 @@
       <w:pPr/>
       <w:r>
         <w:rPr>
-          <w:lang w:val="en_US" w:bidi="en_US"/>
-        </w:rPr>
-      </w:r>
-      <w:r>
-        <w:rPr>
-          <w:vertAlign w:val="superscript"/>
-          <w:lang w:val="en_US" w:bidi="en_US"/>
+          <w:lang w:val="el_GR" w:bidi="el_GR"/>
+        </w:rPr>
+      </w:r>
+      <w:r>
+        <w:rPr>
+          <w:vertAlign w:val="superscript"/>
+          <w:lang w:val="el_GR" w:bidi="el_GR"/>
         </w:rPr>
         <w:t>20</w:t>
       </w:r>
       <w:r>
         <w:rPr>
-          <w:lang w:val="en_US" w:bidi="en_US"/>
+          <w:lang w:val="el_GR" w:bidi="el_GR"/>
         </w:rPr>
         <w:t xml:space="preserve"> ποῖον γὰρ κλέος εἰ ἁμαρτάνοντες καὶ κολαφιζόμενοι ὑπομενεῖτε; ἀλλʼ εἰ ἀγαθοποιοῦντες καὶ πάσχοντες ὑπομενεῖτε, τοῦτο χάρις παρὰ θεῷ.</w:t>
       </w:r>
@@ -1161,19 +1161,19 @@
       <w:pPr/>
       <w:r>
         <w:rPr>
-          <w:lang w:val="en_US" w:bidi="en_US"/>
-        </w:rPr>
-      </w:r>
-      <w:r>
-        <w:rPr>
-          <w:vertAlign w:val="superscript"/>
-          <w:lang w:val="en_US" w:bidi="en_US"/>
+          <w:lang w:val="el_GR" w:bidi="el_GR"/>
+        </w:rPr>
+      </w:r>
+      <w:r>
+        <w:rPr>
+          <w:vertAlign w:val="superscript"/>
+          <w:lang w:val="el_GR" w:bidi="el_GR"/>
         </w:rPr>
         <w:t>21</w:t>
       </w:r>
       <w:r>
         <w:rPr>
-          <w:lang w:val="en_US" w:bidi="en_US"/>
+          <w:lang w:val="el_GR" w:bidi="el_GR"/>
         </w:rPr>
         <w:t xml:space="preserve"> εἰς τοῦτο γὰρ ἐκλήθητε, ὅτι καὶ Χριστὸς ἔπαθεν ὑπὲρ ὑμῶν, ὑμῖν ὑπολιμπάνων ὑπογραμμὸν ἵνα ἐπακολουθήσητε τοῖς ἴχνεσιν αὐτοῦ·</w:t>
       </w:r>
@@ -1182,19 +1182,19 @@
       <w:pPr/>
       <w:r>
         <w:rPr>
-          <w:lang w:val="en_US" w:bidi="en_US"/>
-        </w:rPr>
-      </w:r>
-      <w:r>
-        <w:rPr>
-          <w:vertAlign w:val="superscript"/>
-          <w:lang w:val="en_US" w:bidi="en_US"/>
+          <w:lang w:val="el_GR" w:bidi="el_GR"/>
+        </w:rPr>
+      </w:r>
+      <w:r>
+        <w:rPr>
+          <w:vertAlign w:val="superscript"/>
+          <w:lang w:val="el_GR" w:bidi="el_GR"/>
         </w:rPr>
         <w:t>22</w:t>
       </w:r>
       <w:r>
         <w:rPr>
-          <w:lang w:val="en_US" w:bidi="en_US"/>
+          <w:lang w:val="el_GR" w:bidi="el_GR"/>
         </w:rPr>
         <w:t xml:space="preserve"> ὃς ἁμαρτίαν οὐκ ἐποίησεν οὐδὲ εὑρέθη δόλος ἐν τῷ στόματι αὐτοῦ·</w:t>
       </w:r>
@@ -1203,19 +1203,19 @@
       <w:pPr/>
       <w:r>
         <w:rPr>
-          <w:lang w:val="en_US" w:bidi="en_US"/>
-        </w:rPr>
-      </w:r>
-      <w:r>
-        <w:rPr>
-          <w:vertAlign w:val="superscript"/>
-          <w:lang w:val="en_US" w:bidi="en_US"/>
+          <w:lang w:val="el_GR" w:bidi="el_GR"/>
+        </w:rPr>
+      </w:r>
+      <w:r>
+        <w:rPr>
+          <w:vertAlign w:val="superscript"/>
+          <w:lang w:val="el_GR" w:bidi="el_GR"/>
         </w:rPr>
         <w:t>23</w:t>
       </w:r>
       <w:r>
         <w:rPr>
-          <w:lang w:val="en_US" w:bidi="en_US"/>
+          <w:lang w:val="el_GR" w:bidi="el_GR"/>
         </w:rPr>
         <w:t xml:space="preserve"> ὃς λοιδορούμενος οὐκ ἀντελοιδόρει, πάσχων οὐκ ἠπείλει, παρεδίδου δὲ τῷ κρίνοντι δικαίως·</w:t>
       </w:r>
@@ -1224,19 +1224,19 @@
       <w:pPr/>
       <w:r>
         <w:rPr>
-          <w:lang w:val="en_US" w:bidi="en_US"/>
-        </w:rPr>
-      </w:r>
-      <w:r>
-        <w:rPr>
-          <w:vertAlign w:val="superscript"/>
-          <w:lang w:val="en_US" w:bidi="en_US"/>
+          <w:lang w:val="el_GR" w:bidi="el_GR"/>
+        </w:rPr>
+      </w:r>
+      <w:r>
+        <w:rPr>
+          <w:vertAlign w:val="superscript"/>
+          <w:lang w:val="el_GR" w:bidi="el_GR"/>
         </w:rPr>
         <w:t>24</w:t>
       </w:r>
       <w:r>
         <w:rPr>
-          <w:lang w:val="en_US" w:bidi="en_US"/>
+          <w:lang w:val="el_GR" w:bidi="el_GR"/>
         </w:rPr>
         <w:t xml:space="preserve"> ὃς τὰς ἁμαρτίας ἡμῶν αὐτὸς ἀνήνεγκεν ἐν τῷ σώματι αὐτοῦ ἐπὶ τὸ ξύλον, ἵνα ταῖς ἁμαρτίαις ἀπογενόμενοι τῇ δικαιοσύνῃ ζήσωμεν· οὗ τῷ μώλωπι ἰάθητε.</w:t>
       </w:r>
@@ -1245,19 +1245,19 @@
       <w:pPr/>
       <w:r>
         <w:rPr>
-          <w:lang w:val="en_US" w:bidi="en_US"/>
-        </w:rPr>
-      </w:r>
-      <w:r>
-        <w:rPr>
-          <w:vertAlign w:val="superscript"/>
-          <w:lang w:val="en_US" w:bidi="en_US"/>
+          <w:lang w:val="el_GR" w:bidi="el_GR"/>
+        </w:rPr>
+      </w:r>
+      <w:r>
+        <w:rPr>
+          <w:vertAlign w:val="superscript"/>
+          <w:lang w:val="el_GR" w:bidi="el_GR"/>
         </w:rPr>
         <w:t>25</w:t>
       </w:r>
       <w:r>
         <w:rPr>
-          <w:lang w:val="en_US" w:bidi="en_US"/>
+          <w:lang w:val="el_GR" w:bidi="el_GR"/>
         </w:rPr>
         <w:t xml:space="preserve"> ἦτε γὰρ ὡς πρόβατα πλανώμενοι, ἀλλὰ ἐπεστράφητε νῦν ἐπὶ τὸν ποιμένα καὶ ἐπίσκοπον τῶν ψυχῶν ὑμῶν.</w:t>
       </w:r>
@@ -1268,33 +1268,33 @@
       </w:pPr>
       <w:r>
         <w:rPr>
-          <w:lang w:val="en_US" w:bidi="en_US"/>
+          <w:lang w:val="el_GR" w:bidi="el_GR"/>
         </w:rPr>
         <w:t>1 Peter 3:1</w:t>
       </w:r>
       <w:r>
         <w:rPr>
-          <w:lang w:val="en_US" w:bidi="en_US"/>
-        </w:rPr>
-      </w:r>
-    </w:p>
-    <w:p>
-      <w:pPr/>
-      <w:r>
-        <w:rPr>
-          <w:lang w:val="en_US" w:bidi="en_US"/>
-        </w:rPr>
-      </w:r>
-      <w:r>
-        <w:rPr>
-          <w:vertAlign w:val="superscript"/>
-          <w:lang w:val="en_US" w:bidi="en_US"/>
+          <w:lang w:val="el_GR" w:bidi="el_GR"/>
+        </w:rPr>
+      </w:r>
+    </w:p>
+    <w:p>
+      <w:pPr/>
+      <w:r>
+        <w:rPr>
+          <w:lang w:val="el_GR" w:bidi="el_GR"/>
+        </w:rPr>
+      </w:r>
+      <w:r>
+        <w:rPr>
+          <w:vertAlign w:val="superscript"/>
+          <w:lang w:val="el_GR" w:bidi="el_GR"/>
         </w:rPr>
         <w:t>1</w:t>
       </w:r>
       <w:r>
         <w:rPr>
-          <w:lang w:val="en_US" w:bidi="en_US"/>
+          <w:lang w:val="el_GR" w:bidi="el_GR"/>
         </w:rPr>
         <w:t xml:space="preserve"> Ὁμοίως γυναῖκες ὑποτασσόμεναι τοῖς ἰδίοις ἀνδράσιν, ἵνα καὶ εἴ τινες ἀπειθοῦσιν τῷ λόγῳ διὰ τῆς τῶν γυναικῶν ἀναστροφῆς ἄνευ λόγου κερδηθήσονται</w:t>
       </w:r>
@@ -1303,19 +1303,19 @@
       <w:pPr/>
       <w:r>
         <w:rPr>
-          <w:lang w:val="en_US" w:bidi="en_US"/>
-        </w:rPr>
-      </w:r>
-      <w:r>
-        <w:rPr>
-          <w:vertAlign w:val="superscript"/>
-          <w:lang w:val="en_US" w:bidi="en_US"/>
+          <w:lang w:val="el_GR" w:bidi="el_GR"/>
+        </w:rPr>
+      </w:r>
+      <w:r>
+        <w:rPr>
+          <w:vertAlign w:val="superscript"/>
+          <w:lang w:val="el_GR" w:bidi="el_GR"/>
         </w:rPr>
         <w:t>2</w:t>
       </w:r>
       <w:r>
         <w:rPr>
-          <w:lang w:val="en_US" w:bidi="en_US"/>
+          <w:lang w:val="el_GR" w:bidi="el_GR"/>
         </w:rPr>
         <w:t xml:space="preserve"> ἐποπτεύσαντες τὴν ἐν φόβῳ ἁγνὴν ἀναστροφὴν ὑμῶν.</w:t>
       </w:r>
@@ -1324,19 +1324,19 @@
       <w:pPr/>
       <w:r>
         <w:rPr>
-          <w:lang w:val="en_US" w:bidi="en_US"/>
-        </w:rPr>
-      </w:r>
-      <w:r>
-        <w:rPr>
-          <w:vertAlign w:val="superscript"/>
-          <w:lang w:val="en_US" w:bidi="en_US"/>
+          <w:lang w:val="el_GR" w:bidi="el_GR"/>
+        </w:rPr>
+      </w:r>
+      <w:r>
+        <w:rPr>
+          <w:vertAlign w:val="superscript"/>
+          <w:lang w:val="el_GR" w:bidi="el_GR"/>
         </w:rPr>
         <w:t>3</w:t>
       </w:r>
       <w:r>
         <w:rPr>
-          <w:lang w:val="en_US" w:bidi="en_US"/>
+          <w:lang w:val="el_GR" w:bidi="el_GR"/>
         </w:rPr>
         <w:t xml:space="preserve"> ὧν ἔστω οὐχ ὁ ἔξωθεν ἐμπλοκῆς τριχῶν καὶ περιθέσεως χρυσίων ἢ ἐνδύσεως ἱματίων κόσμος,</w:t>
       </w:r>
@@ -1345,19 +1345,19 @@
       <w:pPr/>
       <w:r>
         <w:rPr>
-          <w:lang w:val="en_US" w:bidi="en_US"/>
-        </w:rPr>
-      </w:r>
-      <w:r>
-        <w:rPr>
-          <w:vertAlign w:val="superscript"/>
-          <w:lang w:val="en_US" w:bidi="en_US"/>
+          <w:lang w:val="el_GR" w:bidi="el_GR"/>
+        </w:rPr>
+      </w:r>
+      <w:r>
+        <w:rPr>
+          <w:vertAlign w:val="superscript"/>
+          <w:lang w:val="el_GR" w:bidi="el_GR"/>
         </w:rPr>
         <w:t>4</w:t>
       </w:r>
       <w:r>
         <w:rPr>
-          <w:lang w:val="en_US" w:bidi="en_US"/>
+          <w:lang w:val="el_GR" w:bidi="el_GR"/>
         </w:rPr>
         <w:t xml:space="preserve"> ἀλλʼ ὁ κρυπτὸς τῆς καρδίας ἄνθρωπος ἐν τῷ ἀφθάρτῳ τοῦ πραέως καὶ ἡσυχίου πνεύματος, ὅ ἐστιν ἐνώπιον τοῦ θεοῦ πολυτελές.</w:t>
       </w:r>
@@ -1366,19 +1366,19 @@
       <w:pPr/>
       <w:r>
         <w:rPr>
-          <w:lang w:val="en_US" w:bidi="en_US"/>
-        </w:rPr>
-      </w:r>
-      <w:r>
-        <w:rPr>
-          <w:vertAlign w:val="superscript"/>
-          <w:lang w:val="en_US" w:bidi="en_US"/>
+          <w:lang w:val="el_GR" w:bidi="el_GR"/>
+        </w:rPr>
+      </w:r>
+      <w:r>
+        <w:rPr>
+          <w:vertAlign w:val="superscript"/>
+          <w:lang w:val="el_GR" w:bidi="el_GR"/>
         </w:rPr>
         <w:t>5</w:t>
       </w:r>
       <w:r>
         <w:rPr>
-          <w:lang w:val="en_US" w:bidi="en_US"/>
+          <w:lang w:val="el_GR" w:bidi="el_GR"/>
         </w:rPr>
         <w:t xml:space="preserve"> οὕτως γάρ ποτε καὶ αἱ ἅγιαι γυναῖκες αἱ ἐλπίζουσαι εἰς θεὸν ἐκόσμουν ἑαυτάς, ὑποτασσόμεναι τοῖς ἰδίοις ἀνδράσιν,</w:t>
       </w:r>
@@ -1387,19 +1387,19 @@
       <w:pPr/>
       <w:r>
         <w:rPr>
-          <w:lang w:val="en_US" w:bidi="en_US"/>
-        </w:rPr>
-      </w:r>
-      <w:r>
-        <w:rPr>
-          <w:vertAlign w:val="superscript"/>
-          <w:lang w:val="en_US" w:bidi="en_US"/>
+          <w:lang w:val="el_GR" w:bidi="el_GR"/>
+        </w:rPr>
+      </w:r>
+      <w:r>
+        <w:rPr>
+          <w:vertAlign w:val="superscript"/>
+          <w:lang w:val="el_GR" w:bidi="el_GR"/>
         </w:rPr>
         <w:t>6</w:t>
       </w:r>
       <w:r>
         <w:rPr>
-          <w:lang w:val="en_US" w:bidi="en_US"/>
+          <w:lang w:val="el_GR" w:bidi="el_GR"/>
         </w:rPr>
         <w:t xml:space="preserve"> ὡς Σάρρα ὑπήκουσεν τῷ Ἀβραάμ, κύριον αὐτὸν καλοῦσα· ἧς ἐγενήθητε τέκνα ἀγαθοποιοῦσαι καὶ μὴ φοβούμεναι μηδεμίαν πτόησιν.</w:t>
       </w:r>
@@ -1408,19 +1408,19 @@
       <w:pPr/>
       <w:r>
         <w:rPr>
-          <w:lang w:val="en_US" w:bidi="en_US"/>
-        </w:rPr>
-      </w:r>
-      <w:r>
-        <w:rPr>
-          <w:vertAlign w:val="superscript"/>
-          <w:lang w:val="en_US" w:bidi="en_US"/>
+          <w:lang w:val="el_GR" w:bidi="el_GR"/>
+        </w:rPr>
+      </w:r>
+      <w:r>
+        <w:rPr>
+          <w:vertAlign w:val="superscript"/>
+          <w:lang w:val="el_GR" w:bidi="el_GR"/>
         </w:rPr>
         <w:t>7</w:t>
       </w:r>
       <w:r>
         <w:rPr>
-          <w:lang w:val="en_US" w:bidi="en_US"/>
+          <w:lang w:val="el_GR" w:bidi="el_GR"/>
         </w:rPr>
         <w:t xml:space="preserve"> Οἱ ἄνδρες ὁμοίως συνοικοῦντες κατὰ γνῶσιν, ὡς ἀσθενεστέρῳ σκεύει τῷ γυναικείῳ ἀπονέμοντες τιμήν, ὡς καὶ συγκληρονόμοις χάριτος ζωῆς, εἰς τὸ μὴ ἐγκόπτεσθαι τὰς προσευχὰς ὑμῶν.</w:t>
       </w:r>
@@ -1429,19 +1429,19 @@
       <w:pPr/>
       <w:r>
         <w:rPr>
-          <w:lang w:val="en_US" w:bidi="en_US"/>
-        </w:rPr>
-      </w:r>
-      <w:r>
-        <w:rPr>
-          <w:vertAlign w:val="superscript"/>
-          <w:lang w:val="en_US" w:bidi="en_US"/>
+          <w:lang w:val="el_GR" w:bidi="el_GR"/>
+        </w:rPr>
+      </w:r>
+      <w:r>
+        <w:rPr>
+          <w:vertAlign w:val="superscript"/>
+          <w:lang w:val="el_GR" w:bidi="el_GR"/>
         </w:rPr>
         <w:t>8</w:t>
       </w:r>
       <w:r>
         <w:rPr>
-          <w:lang w:val="en_US" w:bidi="en_US"/>
+          <w:lang w:val="el_GR" w:bidi="el_GR"/>
         </w:rPr>
         <w:t xml:space="preserve"> Τὸ δὲ τέλος πάντες ὁμόφρονες, συμπαθεῖς, φιλάδελφοι, εὔσπλαγχνοι, ταπεινόφρονες,</w:t>
       </w:r>
@@ -1450,19 +1450,19 @@
       <w:pPr/>
       <w:r>
         <w:rPr>
-          <w:lang w:val="en_US" w:bidi="en_US"/>
-        </w:rPr>
-      </w:r>
-      <w:r>
-        <w:rPr>
-          <w:vertAlign w:val="superscript"/>
-          <w:lang w:val="en_US" w:bidi="en_US"/>
+          <w:lang w:val="el_GR" w:bidi="el_GR"/>
+        </w:rPr>
+      </w:r>
+      <w:r>
+        <w:rPr>
+          <w:vertAlign w:val="superscript"/>
+          <w:lang w:val="el_GR" w:bidi="el_GR"/>
         </w:rPr>
         <w:t>9</w:t>
       </w:r>
       <w:r>
         <w:rPr>
-          <w:lang w:val="en_US" w:bidi="en_US"/>
+          <w:lang w:val="el_GR" w:bidi="el_GR"/>
         </w:rPr>
         <w:t xml:space="preserve"> μὴ ἀποδιδόντες κακὸν ἀντὶ κακοῦ ἢ λοιδορίαν ἀντὶ λοιδορίας τοὐναντίον δὲ εὐλογοῦντες, ὅτι εἰς τοῦτο ἐκλήθητε ἵνα εὐλογίαν κληρονομήσητε.</w:t>
       </w:r>
@@ -1471,19 +1471,19 @@
       <w:pPr/>
       <w:r>
         <w:rPr>
-          <w:lang w:val="en_US" w:bidi="en_US"/>
-        </w:rPr>
-      </w:r>
-      <w:r>
-        <w:rPr>
-          <w:vertAlign w:val="superscript"/>
-          <w:lang w:val="en_US" w:bidi="en_US"/>
+          <w:lang w:val="el_GR" w:bidi="el_GR"/>
+        </w:rPr>
+      </w:r>
+      <w:r>
+        <w:rPr>
+          <w:vertAlign w:val="superscript"/>
+          <w:lang w:val="el_GR" w:bidi="el_GR"/>
         </w:rPr>
         <w:t>10</w:t>
       </w:r>
       <w:r>
         <w:rPr>
-          <w:lang w:val="en_US" w:bidi="en_US"/>
+          <w:lang w:val="el_GR" w:bidi="el_GR"/>
         </w:rPr>
         <w:t xml:space="preserve"> ὁ γὰρ θέλων ζωὴν ἀγαπᾶν καὶ ἰδεῖν ἡμέρας ἀγαθὰς παυσάτω τὴν γλῶσσαν ἀπὸ κακοῦ καὶ χείλη τοῦ μὴ λαλῆσαι δόλον,</w:t>
       </w:r>
@@ -1492,19 +1492,19 @@
       <w:pPr/>
       <w:r>
         <w:rPr>
-          <w:lang w:val="en_US" w:bidi="en_US"/>
-        </w:rPr>
-      </w:r>
-      <w:r>
-        <w:rPr>
-          <w:vertAlign w:val="superscript"/>
-          <w:lang w:val="en_US" w:bidi="en_US"/>
+          <w:lang w:val="el_GR" w:bidi="el_GR"/>
+        </w:rPr>
+      </w:r>
+      <w:r>
+        <w:rPr>
+          <w:vertAlign w:val="superscript"/>
+          <w:lang w:val="el_GR" w:bidi="el_GR"/>
         </w:rPr>
         <w:t>11</w:t>
       </w:r>
       <w:r>
         <w:rPr>
-          <w:lang w:val="en_US" w:bidi="en_US"/>
+          <w:lang w:val="el_GR" w:bidi="el_GR"/>
         </w:rPr>
         <w:t xml:space="preserve"> ἐκκλινάτω δὲ ἀπὸ κακοῦ καὶ ποιησάτω ἀγαθόν, ζητησάτω εἰρήνην καὶ διωξάτω αὐτήν·</w:t>
       </w:r>
@@ -1513,19 +1513,19 @@
       <w:pPr/>
       <w:r>
         <w:rPr>
-          <w:lang w:val="en_US" w:bidi="en_US"/>
-        </w:rPr>
-      </w:r>
-      <w:r>
-        <w:rPr>
-          <w:vertAlign w:val="superscript"/>
-          <w:lang w:val="en_US" w:bidi="en_US"/>
+          <w:lang w:val="el_GR" w:bidi="el_GR"/>
+        </w:rPr>
+      </w:r>
+      <w:r>
+        <w:rPr>
+          <w:vertAlign w:val="superscript"/>
+          <w:lang w:val="el_GR" w:bidi="el_GR"/>
         </w:rPr>
         <w:t>12</w:t>
       </w:r>
       <w:r>
         <w:rPr>
-          <w:lang w:val="en_US" w:bidi="en_US"/>
+          <w:lang w:val="el_GR" w:bidi="el_GR"/>
         </w:rPr>
         <w:t xml:space="preserve"> ὅτι ὀφθαλμοὶ κυρίου ἐπὶ δικαίους καὶ ὦτα αὐτοῦ εἰς δέησιν αὐτῶν, πρόσωπον δὲ κυρίου ἐπὶ ποιοῦντας κακά.</w:t>
       </w:r>
@@ -1534,19 +1534,19 @@
       <w:pPr/>
       <w:r>
         <w:rPr>
-          <w:lang w:val="en_US" w:bidi="en_US"/>
-        </w:rPr>
-      </w:r>
-      <w:r>
-        <w:rPr>
-          <w:vertAlign w:val="superscript"/>
-          <w:lang w:val="en_US" w:bidi="en_US"/>
+          <w:lang w:val="el_GR" w:bidi="el_GR"/>
+        </w:rPr>
+      </w:r>
+      <w:r>
+        <w:rPr>
+          <w:vertAlign w:val="superscript"/>
+          <w:lang w:val="el_GR" w:bidi="el_GR"/>
         </w:rPr>
         <w:t>13</w:t>
       </w:r>
       <w:r>
         <w:rPr>
-          <w:lang w:val="en_US" w:bidi="en_US"/>
+          <w:lang w:val="el_GR" w:bidi="el_GR"/>
         </w:rPr>
         <w:t xml:space="preserve"> Καὶ τίς ὁ κακώσων ὑμᾶς ἐὰν τοῦ ἀγαθοῦ ζηλωταὶ γένησθε;</w:t>
       </w:r>
@@ -1555,19 +1555,19 @@
       <w:pPr/>
       <w:r>
         <w:rPr>
-          <w:lang w:val="en_US" w:bidi="en_US"/>
-        </w:rPr>
-      </w:r>
-      <w:r>
-        <w:rPr>
-          <w:vertAlign w:val="superscript"/>
-          <w:lang w:val="en_US" w:bidi="en_US"/>
+          <w:lang w:val="el_GR" w:bidi="el_GR"/>
+        </w:rPr>
+      </w:r>
+      <w:r>
+        <w:rPr>
+          <w:vertAlign w:val="superscript"/>
+          <w:lang w:val="el_GR" w:bidi="el_GR"/>
         </w:rPr>
         <w:t>14</w:t>
       </w:r>
       <w:r>
         <w:rPr>
-          <w:lang w:val="en_US" w:bidi="en_US"/>
+          <w:lang w:val="el_GR" w:bidi="el_GR"/>
         </w:rPr>
         <w:t xml:space="preserve"> ἀλλʼ εἰ καὶ πάσχοιτε διὰ δικαιοσύνην, μακάριοι. τὸν δὲ φόβον αὐτῶν μὴ φοβηθῆτε μηδὲ ταραχθῆτε,</w:t>
       </w:r>
@@ -1576,19 +1576,19 @@
       <w:pPr/>
       <w:r>
         <w:rPr>
-          <w:lang w:val="en_US" w:bidi="en_US"/>
-        </w:rPr>
-      </w:r>
-      <w:r>
-        <w:rPr>
-          <w:vertAlign w:val="superscript"/>
-          <w:lang w:val="en_US" w:bidi="en_US"/>
+          <w:lang w:val="el_GR" w:bidi="el_GR"/>
+        </w:rPr>
+      </w:r>
+      <w:r>
+        <w:rPr>
+          <w:vertAlign w:val="superscript"/>
+          <w:lang w:val="el_GR" w:bidi="el_GR"/>
         </w:rPr>
         <w:t>15</w:t>
       </w:r>
       <w:r>
         <w:rPr>
-          <w:lang w:val="en_US" w:bidi="en_US"/>
+          <w:lang w:val="el_GR" w:bidi="el_GR"/>
         </w:rPr>
         <w:t xml:space="preserve"> κύριον δὲ τὸν Χριστὸν ἁγιάσατε ἐν ταῖς καρδίαις ὑμῶν, ἕτοιμοι ἀεὶ πρὸς ἀπολογίαν παντὶ τῷ αἰτοῦντι ὑμᾶς λόγον περὶ τῆς ἐν ὑμῖν ἐλπίδος,</w:t>
       </w:r>
@@ -1597,19 +1597,19 @@
       <w:pPr/>
       <w:r>
         <w:rPr>
-          <w:lang w:val="en_US" w:bidi="en_US"/>
-        </w:rPr>
-      </w:r>
-      <w:r>
-        <w:rPr>
-          <w:vertAlign w:val="superscript"/>
-          <w:lang w:val="en_US" w:bidi="en_US"/>
+          <w:lang w:val="el_GR" w:bidi="el_GR"/>
+        </w:rPr>
+      </w:r>
+      <w:r>
+        <w:rPr>
+          <w:vertAlign w:val="superscript"/>
+          <w:lang w:val="el_GR" w:bidi="el_GR"/>
         </w:rPr>
         <w:t>16</w:t>
       </w:r>
       <w:r>
         <w:rPr>
-          <w:lang w:val="en_US" w:bidi="en_US"/>
+          <w:lang w:val="el_GR" w:bidi="el_GR"/>
         </w:rPr>
         <w:t xml:space="preserve"> ἀλλὰ μετὰ πραΰτητος καὶ φόβου, συνείδησιν ἔχοντες ἀγαθήν, ἵνα ἐν ᾧ καταλαλεῖσθε καταισχυνθῶσιν οἱ ἐπηρεάζοντες ὑμῶν τὴν ἀγαθὴν ἐν Χριστῷ ἀναστροφήν.</w:t>
       </w:r>
@@ -1618,19 +1618,19 @@
       <w:pPr/>
       <w:r>
         <w:rPr>
-          <w:lang w:val="en_US" w:bidi="en_US"/>
-        </w:rPr>
-      </w:r>
-      <w:r>
-        <w:rPr>
-          <w:vertAlign w:val="superscript"/>
-          <w:lang w:val="en_US" w:bidi="en_US"/>
+          <w:lang w:val="el_GR" w:bidi="el_GR"/>
+        </w:rPr>
+      </w:r>
+      <w:r>
+        <w:rPr>
+          <w:vertAlign w:val="superscript"/>
+          <w:lang w:val="el_GR" w:bidi="el_GR"/>
         </w:rPr>
         <w:t>17</w:t>
       </w:r>
       <w:r>
         <w:rPr>
-          <w:lang w:val="en_US" w:bidi="en_US"/>
+          <w:lang w:val="el_GR" w:bidi="el_GR"/>
         </w:rPr>
         <w:t xml:space="preserve"> κρεῖττον γὰρ ἀγαθοποιοῦντας, εἰ θέλοι τὸ θέλημα τοῦ θεοῦ, πάσχειν ἢ κακοποιοῦντας.</w:t>
       </w:r>
@@ -1639,19 +1639,19 @@
       <w:pPr/>
       <w:r>
         <w:rPr>
-          <w:lang w:val="en_US" w:bidi="en_US"/>
-        </w:rPr>
-      </w:r>
-      <w:r>
-        <w:rPr>
-          <w:vertAlign w:val="superscript"/>
-          <w:lang w:val="en_US" w:bidi="en_US"/>
+          <w:lang w:val="el_GR" w:bidi="el_GR"/>
+        </w:rPr>
+      </w:r>
+      <w:r>
+        <w:rPr>
+          <w:vertAlign w:val="superscript"/>
+          <w:lang w:val="el_GR" w:bidi="el_GR"/>
         </w:rPr>
         <w:t>18</w:t>
       </w:r>
       <w:r>
         <w:rPr>
-          <w:lang w:val="en_US" w:bidi="en_US"/>
+          <w:lang w:val="el_GR" w:bidi="el_GR"/>
         </w:rPr>
         <w:t xml:space="preserve"> ὅτι καὶ Χριστὸς ἅπαξ περὶ ἁμαρτιῶν ἔπαθεν, δίκαιος ὑπὲρ ἀδίκων, ἵνα ὑμᾶς προσαγάγῃ τῷ θεῷ, θανατωθεὶς μὲν σαρκὶ ζῳοποιηθεὶς δὲ πνεύματι·</w:t>
       </w:r>
@@ -1660,19 +1660,19 @@
       <w:pPr/>
       <w:r>
         <w:rPr>
-          <w:lang w:val="en_US" w:bidi="en_US"/>
-        </w:rPr>
-      </w:r>
-      <w:r>
-        <w:rPr>
-          <w:vertAlign w:val="superscript"/>
-          <w:lang w:val="en_US" w:bidi="en_US"/>
+          <w:lang w:val="el_GR" w:bidi="el_GR"/>
+        </w:rPr>
+      </w:r>
+      <w:r>
+        <w:rPr>
+          <w:vertAlign w:val="superscript"/>
+          <w:lang w:val="el_GR" w:bidi="el_GR"/>
         </w:rPr>
         <w:t>19</w:t>
       </w:r>
       <w:r>
         <w:rPr>
-          <w:lang w:val="en_US" w:bidi="en_US"/>
+          <w:lang w:val="el_GR" w:bidi="el_GR"/>
         </w:rPr>
         <w:t xml:space="preserve"> ἐν ᾧ καὶ τοῖς ἐν φυλακῇ πνεύμασιν πορευθεὶς ἐκήρυξεν,</w:t>
       </w:r>
@@ -1681,19 +1681,19 @@
       <w:pPr/>
       <w:r>
         <w:rPr>
-          <w:lang w:val="en_US" w:bidi="en_US"/>
-        </w:rPr>
-      </w:r>
-      <w:r>
-        <w:rPr>
-          <w:vertAlign w:val="superscript"/>
-          <w:lang w:val="en_US" w:bidi="en_US"/>
+          <w:lang w:val="el_GR" w:bidi="el_GR"/>
+        </w:rPr>
+      </w:r>
+      <w:r>
+        <w:rPr>
+          <w:vertAlign w:val="superscript"/>
+          <w:lang w:val="el_GR" w:bidi="el_GR"/>
         </w:rPr>
         <w:t>20</w:t>
       </w:r>
       <w:r>
         <w:rPr>
-          <w:lang w:val="en_US" w:bidi="en_US"/>
+          <w:lang w:val="el_GR" w:bidi="el_GR"/>
         </w:rPr>
         <w:t xml:space="preserve"> ἀπειθήσασίν ποτε ὅτε ἀπεξεδέχετο ἡ τοῦ θεοῦ μακροθυμία ἐν ἡμέραις Νῶε κατασκευαζομένης κιβωτοῦ εἰς ἣν ὀλίγοι, τοῦτʼ ἔστιν ὀκτὼ ψυχαί, διεσώθησαν διʼ ὕδατος.</w:t>
       </w:r>
@@ -1702,19 +1702,19 @@
       <w:pPr/>
       <w:r>
         <w:rPr>
-          <w:lang w:val="en_US" w:bidi="en_US"/>
-        </w:rPr>
-      </w:r>
-      <w:r>
-        <w:rPr>
-          <w:vertAlign w:val="superscript"/>
-          <w:lang w:val="en_US" w:bidi="en_US"/>
+          <w:lang w:val="el_GR" w:bidi="el_GR"/>
+        </w:rPr>
+      </w:r>
+      <w:r>
+        <w:rPr>
+          <w:vertAlign w:val="superscript"/>
+          <w:lang w:val="el_GR" w:bidi="el_GR"/>
         </w:rPr>
         <w:t>21</w:t>
       </w:r>
       <w:r>
         <w:rPr>
-          <w:lang w:val="en_US" w:bidi="en_US"/>
+          <w:lang w:val="el_GR" w:bidi="el_GR"/>
         </w:rPr>
         <w:t xml:space="preserve"> ὃ καὶ ὑμᾶς ἀντίτυπον νῦν σῴζει βάπτισμα, οὐ σαρκὸς ἀπόθεσις ῥύπου ἀλλὰ συνειδήσεως ἀγαθῆς ἐπερώτημα εἰς θεόν, διʼ ἀναστάσεως Ἰησοῦ Χριστοῦ,</w:t>
       </w:r>
@@ -1723,19 +1723,19 @@
       <w:pPr/>
       <w:r>
         <w:rPr>
-          <w:lang w:val="en_US" w:bidi="en_US"/>
-        </w:rPr>
-      </w:r>
-      <w:r>
-        <w:rPr>
-          <w:vertAlign w:val="superscript"/>
-          <w:lang w:val="en_US" w:bidi="en_US"/>
+          <w:lang w:val="el_GR" w:bidi="el_GR"/>
+        </w:rPr>
+      </w:r>
+      <w:r>
+        <w:rPr>
+          <w:vertAlign w:val="superscript"/>
+          <w:lang w:val="el_GR" w:bidi="el_GR"/>
         </w:rPr>
         <w:t>22</w:t>
       </w:r>
       <w:r>
         <w:rPr>
-          <w:lang w:val="en_US" w:bidi="en_US"/>
+          <w:lang w:val="el_GR" w:bidi="el_GR"/>
         </w:rPr>
         <w:t xml:space="preserve"> ὅς ἐστιν ἐν δεξιᾷ θεοῦ πορευθεὶς εἰς οὐρανὸν ὑποταγέντων αὐτῷ ἀγγέλων καὶ ἐξουσιῶν καὶ δυνάμεων.</w:t>
       </w:r>
@@ -1746,33 +1746,33 @@
       </w:pPr>
       <w:r>
         <w:rPr>
-          <w:lang w:val="en_US" w:bidi="en_US"/>
+          <w:lang w:val="el_GR" w:bidi="el_GR"/>
         </w:rPr>
         <w:t>1 Peter 4:1</w:t>
       </w:r>
       <w:r>
         <w:rPr>
-          <w:lang w:val="en_US" w:bidi="en_US"/>
-        </w:rPr>
-      </w:r>
-    </w:p>
-    <w:p>
-      <w:pPr/>
-      <w:r>
-        <w:rPr>
-          <w:lang w:val="en_US" w:bidi="en_US"/>
-        </w:rPr>
-      </w:r>
-      <w:r>
-        <w:rPr>
-          <w:vertAlign w:val="superscript"/>
-          <w:lang w:val="en_US" w:bidi="en_US"/>
+          <w:lang w:val="el_GR" w:bidi="el_GR"/>
+        </w:rPr>
+      </w:r>
+    </w:p>
+    <w:p>
+      <w:pPr/>
+      <w:r>
+        <w:rPr>
+          <w:lang w:val="el_GR" w:bidi="el_GR"/>
+        </w:rPr>
+      </w:r>
+      <w:r>
+        <w:rPr>
+          <w:vertAlign w:val="superscript"/>
+          <w:lang w:val="el_GR" w:bidi="el_GR"/>
         </w:rPr>
         <w:t>1</w:t>
       </w:r>
       <w:r>
         <w:rPr>
-          <w:lang w:val="en_US" w:bidi="en_US"/>
+          <w:lang w:val="el_GR" w:bidi="el_GR"/>
         </w:rPr>
         <w:t xml:space="preserve"> Χριστοῦ οὖν παθόντος σαρκὶ καὶ ὑμεῖς τὴν αὐτὴν ἔννοιαν ὁπλίσασθε, ὅτι ὁ παθὼν σαρκὶ πέπαυται ἁμαρτίας,</w:t>
       </w:r>
@@ -1781,19 +1781,19 @@
       <w:pPr/>
       <w:r>
         <w:rPr>
-          <w:lang w:val="en_US" w:bidi="en_US"/>
-        </w:rPr>
-      </w:r>
-      <w:r>
-        <w:rPr>
-          <w:vertAlign w:val="superscript"/>
-          <w:lang w:val="en_US" w:bidi="en_US"/>
+          <w:lang w:val="el_GR" w:bidi="el_GR"/>
+        </w:rPr>
+      </w:r>
+      <w:r>
+        <w:rPr>
+          <w:vertAlign w:val="superscript"/>
+          <w:lang w:val="el_GR" w:bidi="el_GR"/>
         </w:rPr>
         <w:t>2</w:t>
       </w:r>
       <w:r>
         <w:rPr>
-          <w:lang w:val="en_US" w:bidi="en_US"/>
+          <w:lang w:val="el_GR" w:bidi="el_GR"/>
         </w:rPr>
         <w:t xml:space="preserve"> εἰς τὸ μηκέτι ἀνθρώπων ἐπιθυμίαις ἀλλὰ θελήματι θεοῦ τὸν ἐπίλοιπον ἐν σαρκὶ βιῶσαι χρόνον.</w:t>
       </w:r>
@@ -1802,19 +1802,19 @@
       <w:pPr/>
       <w:r>
         <w:rPr>
-          <w:lang w:val="en_US" w:bidi="en_US"/>
-        </w:rPr>
-      </w:r>
-      <w:r>
-        <w:rPr>
-          <w:vertAlign w:val="superscript"/>
-          <w:lang w:val="en_US" w:bidi="en_US"/>
+          <w:lang w:val="el_GR" w:bidi="el_GR"/>
+        </w:rPr>
+      </w:r>
+      <w:r>
+        <w:rPr>
+          <w:vertAlign w:val="superscript"/>
+          <w:lang w:val="el_GR" w:bidi="el_GR"/>
         </w:rPr>
         <w:t>3</w:t>
       </w:r>
       <w:r>
         <w:rPr>
-          <w:lang w:val="en_US" w:bidi="en_US"/>
+          <w:lang w:val="el_GR" w:bidi="el_GR"/>
         </w:rPr>
         <w:t xml:space="preserve"> ἀρκετὸς γὰρ ὁ παρεληλυθὼς χρόνος τὸ βούλημα τῶν ἐθνῶν κατειργάσθαι, πεπορευμένους ἐν ἀσελγείαις, ἐπιθυμίαις, οἰνοφλυγίαις, κώμοις, πότοις, καὶ ἀθεμίτοις εἰδωλολατρίαις.</w:t>
       </w:r>
@@ -1823,19 +1823,19 @@
       <w:pPr/>
       <w:r>
         <w:rPr>
-          <w:lang w:val="en_US" w:bidi="en_US"/>
-        </w:rPr>
-      </w:r>
-      <w:r>
-        <w:rPr>
-          <w:vertAlign w:val="superscript"/>
-          <w:lang w:val="en_US" w:bidi="en_US"/>
+          <w:lang w:val="el_GR" w:bidi="el_GR"/>
+        </w:rPr>
+      </w:r>
+      <w:r>
+        <w:rPr>
+          <w:vertAlign w:val="superscript"/>
+          <w:lang w:val="el_GR" w:bidi="el_GR"/>
         </w:rPr>
         <w:t>4</w:t>
       </w:r>
       <w:r>
         <w:rPr>
-          <w:lang w:val="en_US" w:bidi="en_US"/>
+          <w:lang w:val="el_GR" w:bidi="el_GR"/>
         </w:rPr>
         <w:t xml:space="preserve"> ἐν ᾧ ξενίζονται μὴ συντρεχόντων ὑμῶν εἰς τὴν αὐτὴν τῆς ἀσωτίας ἀνάχυσιν, βλασφημοῦντες·</w:t>
       </w:r>
@@ -1844,19 +1844,19 @@
       <w:pPr/>
       <w:r>
         <w:rPr>
-          <w:lang w:val="en_US" w:bidi="en_US"/>
-        </w:rPr>
-      </w:r>
-      <w:r>
-        <w:rPr>
-          <w:vertAlign w:val="superscript"/>
-          <w:lang w:val="en_US" w:bidi="en_US"/>
+          <w:lang w:val="el_GR" w:bidi="el_GR"/>
+        </w:rPr>
+      </w:r>
+      <w:r>
+        <w:rPr>
+          <w:vertAlign w:val="superscript"/>
+          <w:lang w:val="el_GR" w:bidi="el_GR"/>
         </w:rPr>
         <w:t>5</w:t>
       </w:r>
       <w:r>
         <w:rPr>
-          <w:lang w:val="en_US" w:bidi="en_US"/>
+          <w:lang w:val="el_GR" w:bidi="el_GR"/>
         </w:rPr>
         <w:t xml:space="preserve"> οἳ ἀποδώσουσιν λόγον τῷ ἑτοίμως ἔχοντι κρῖναι ζῶντας καὶ νεκρούς·</w:t>
       </w:r>
@@ -1865,19 +1865,19 @@
       <w:pPr/>
       <w:r>
         <w:rPr>
-          <w:lang w:val="en_US" w:bidi="en_US"/>
-        </w:rPr>
-      </w:r>
-      <w:r>
-        <w:rPr>
-          <w:vertAlign w:val="superscript"/>
-          <w:lang w:val="en_US" w:bidi="en_US"/>
+          <w:lang w:val="el_GR" w:bidi="el_GR"/>
+        </w:rPr>
+      </w:r>
+      <w:r>
+        <w:rPr>
+          <w:vertAlign w:val="superscript"/>
+          <w:lang w:val="el_GR" w:bidi="el_GR"/>
         </w:rPr>
         <w:t>6</w:t>
       </w:r>
       <w:r>
         <w:rPr>
-          <w:lang w:val="en_US" w:bidi="en_US"/>
+          <w:lang w:val="el_GR" w:bidi="el_GR"/>
         </w:rPr>
         <w:t xml:space="preserve"> εἰς τοῦτο γὰρ καὶ νεκροῖς εὐηγγελίσθη ἵνα κριθῶσι μὲν κατὰ ἀνθρώπους σαρκὶ ζῶσι δὲ κατὰ θεὸν πνεύματι.</w:t>
       </w:r>
@@ -1886,19 +1886,19 @@
       <w:pPr/>
       <w:r>
         <w:rPr>
-          <w:lang w:val="en_US" w:bidi="en_US"/>
-        </w:rPr>
-      </w:r>
-      <w:r>
-        <w:rPr>
-          <w:vertAlign w:val="superscript"/>
-          <w:lang w:val="en_US" w:bidi="en_US"/>
+          <w:lang w:val="el_GR" w:bidi="el_GR"/>
+        </w:rPr>
+      </w:r>
+      <w:r>
+        <w:rPr>
+          <w:vertAlign w:val="superscript"/>
+          <w:lang w:val="el_GR" w:bidi="el_GR"/>
         </w:rPr>
         <w:t>7</w:t>
       </w:r>
       <w:r>
         <w:rPr>
-          <w:lang w:val="en_US" w:bidi="en_US"/>
+          <w:lang w:val="el_GR" w:bidi="el_GR"/>
         </w:rPr>
         <w:t xml:space="preserve"> Πάντων δὲ τὸ τέλος ἤγγικεν. σωφρονήσατε οὖν καὶ νήψατε εἰς προσευχάς·</w:t>
       </w:r>
@@ -1907,19 +1907,19 @@
       <w:pPr/>
       <w:r>
         <w:rPr>
-          <w:lang w:val="en_US" w:bidi="en_US"/>
-        </w:rPr>
-      </w:r>
-      <w:r>
-        <w:rPr>
-          <w:vertAlign w:val="superscript"/>
-          <w:lang w:val="en_US" w:bidi="en_US"/>
+          <w:lang w:val="el_GR" w:bidi="el_GR"/>
+        </w:rPr>
+      </w:r>
+      <w:r>
+        <w:rPr>
+          <w:vertAlign w:val="superscript"/>
+          <w:lang w:val="el_GR" w:bidi="el_GR"/>
         </w:rPr>
         <w:t>8</w:t>
       </w:r>
       <w:r>
         <w:rPr>
-          <w:lang w:val="en_US" w:bidi="en_US"/>
+          <w:lang w:val="el_GR" w:bidi="el_GR"/>
         </w:rPr>
         <w:t xml:space="preserve"> πρὸ πάντων τὴν εἰς ἑαυτοὺς ἀγάπην ἐκτενῆ ἔχοντες, ὅτι ἀγάπη καλύπτει πλῆθος ἁμαρτιῶν·</w:t>
       </w:r>
@@ -1928,19 +1928,19 @@
       <w:pPr/>
       <w:r>
         <w:rPr>
-          <w:lang w:val="en_US" w:bidi="en_US"/>
-        </w:rPr>
-      </w:r>
-      <w:r>
-        <w:rPr>
-          <w:vertAlign w:val="superscript"/>
-          <w:lang w:val="en_US" w:bidi="en_US"/>
+          <w:lang w:val="el_GR" w:bidi="el_GR"/>
+        </w:rPr>
+      </w:r>
+      <w:r>
+        <w:rPr>
+          <w:vertAlign w:val="superscript"/>
+          <w:lang w:val="el_GR" w:bidi="el_GR"/>
         </w:rPr>
         <w:t>9</w:t>
       </w:r>
       <w:r>
         <w:rPr>
-          <w:lang w:val="en_US" w:bidi="en_US"/>
+          <w:lang w:val="el_GR" w:bidi="el_GR"/>
         </w:rPr>
         <w:t xml:space="preserve"> φιλόξενοι εἰς ἀλλήλους ἄνευ γογγυσμοῦ·</w:t>
       </w:r>
@@ -1949,19 +1949,19 @@
       <w:pPr/>
       <w:r>
         <w:rPr>
-          <w:lang w:val="en_US" w:bidi="en_US"/>
-        </w:rPr>
-      </w:r>
-      <w:r>
-        <w:rPr>
-          <w:vertAlign w:val="superscript"/>
-          <w:lang w:val="en_US" w:bidi="en_US"/>
+          <w:lang w:val="el_GR" w:bidi="el_GR"/>
+        </w:rPr>
+      </w:r>
+      <w:r>
+        <w:rPr>
+          <w:vertAlign w:val="superscript"/>
+          <w:lang w:val="el_GR" w:bidi="el_GR"/>
         </w:rPr>
         <w:t>10</w:t>
       </w:r>
       <w:r>
         <w:rPr>
-          <w:lang w:val="en_US" w:bidi="en_US"/>
+          <w:lang w:val="el_GR" w:bidi="el_GR"/>
         </w:rPr>
         <w:t xml:space="preserve"> ἕκαστος καθὼς ἔλαβεν χάρισμα, εἰς ἑαυτοὺς αὐτὸ διακονοῦντες ὡς καλοὶ οἰκονόμοι ποικίλης χάριτος θεοῦ·</w:t>
       </w:r>
@@ -1970,19 +1970,19 @@
       <w:pPr/>
       <w:r>
         <w:rPr>
-          <w:lang w:val="en_US" w:bidi="en_US"/>
-        </w:rPr>
-      </w:r>
-      <w:r>
-        <w:rPr>
-          <w:vertAlign w:val="superscript"/>
-          <w:lang w:val="en_US" w:bidi="en_US"/>
+          <w:lang w:val="el_GR" w:bidi="el_GR"/>
+        </w:rPr>
+      </w:r>
+      <w:r>
+        <w:rPr>
+          <w:vertAlign w:val="superscript"/>
+          <w:lang w:val="el_GR" w:bidi="el_GR"/>
         </w:rPr>
         <w:t>11</w:t>
       </w:r>
       <w:r>
         <w:rPr>
-          <w:lang w:val="en_US" w:bidi="en_US"/>
+          <w:lang w:val="el_GR" w:bidi="el_GR"/>
         </w:rPr>
         <w:t xml:space="preserve"> εἴ τις λαλεῖ, ὡς λόγια θεοῦ· εἴ τις διακονεῖ, ὡς ἐξ ἰσχύος ἧς χορηγεῖ ὁ θεός· ἵνα ἐν πᾶσιν δοξάζηται ὁ θεὸς διὰ Ἰησοῦ Χριστοῦ, ᾧ ἐστιν ἡ δόξα καὶ τὸ κράτος εἰς τοὺς αἰῶνας τῶν αἰώνων· ἀμήν.</w:t>
       </w:r>
@@ -1991,19 +1991,19 @@
       <w:pPr/>
       <w:r>
         <w:rPr>
-          <w:lang w:val="en_US" w:bidi="en_US"/>
-        </w:rPr>
-      </w:r>
-      <w:r>
-        <w:rPr>
-          <w:vertAlign w:val="superscript"/>
-          <w:lang w:val="en_US" w:bidi="en_US"/>
+          <w:lang w:val="el_GR" w:bidi="el_GR"/>
+        </w:rPr>
+      </w:r>
+      <w:r>
+        <w:rPr>
+          <w:vertAlign w:val="superscript"/>
+          <w:lang w:val="el_GR" w:bidi="el_GR"/>
         </w:rPr>
         <w:t>12</w:t>
       </w:r>
       <w:r>
         <w:rPr>
-          <w:lang w:val="en_US" w:bidi="en_US"/>
+          <w:lang w:val="el_GR" w:bidi="el_GR"/>
         </w:rPr>
         <w:t xml:space="preserve"> Ἀγαπητοί, μὴ ξενίζεσθε τῇ ἐν ὑμῖν πυρώσει πρὸς πειρασμὸν ὑμῖν γινομένῃ ὡς ξένου ὑμῖν συμβαίνοντος,</w:t>
       </w:r>
@@ -2012,19 +2012,19 @@
       <w:pPr/>
       <w:r>
         <w:rPr>
-          <w:lang w:val="en_US" w:bidi="en_US"/>
-        </w:rPr>
-      </w:r>
-      <w:r>
-        <w:rPr>
-          <w:vertAlign w:val="superscript"/>
-          <w:lang w:val="en_US" w:bidi="en_US"/>
+          <w:lang w:val="el_GR" w:bidi="el_GR"/>
+        </w:rPr>
+      </w:r>
+      <w:r>
+        <w:rPr>
+          <w:vertAlign w:val="superscript"/>
+          <w:lang w:val="el_GR" w:bidi="el_GR"/>
         </w:rPr>
         <w:t>13</w:t>
       </w:r>
       <w:r>
         <w:rPr>
-          <w:lang w:val="en_US" w:bidi="en_US"/>
+          <w:lang w:val="el_GR" w:bidi="el_GR"/>
         </w:rPr>
         <w:t xml:space="preserve"> ἀλλὰ καθὸ κοινωνεῖτε τοῖς τοῦ Χριστοῦ παθήμασιν χαίρετε, ἵνα καὶ ἐν τῇ ἀποκαλύψει τῆς δόξης αὐτοῦ χαρῆτε ἀγαλλιώμενοι.</w:t>
       </w:r>
@@ -2033,19 +2033,19 @@
       <w:pPr/>
       <w:r>
         <w:rPr>
-          <w:lang w:val="en_US" w:bidi="en_US"/>
-        </w:rPr>
-      </w:r>
-      <w:r>
-        <w:rPr>
-          <w:vertAlign w:val="superscript"/>
-          <w:lang w:val="en_US" w:bidi="en_US"/>
+          <w:lang w:val="el_GR" w:bidi="el_GR"/>
+        </w:rPr>
+      </w:r>
+      <w:r>
+        <w:rPr>
+          <w:vertAlign w:val="superscript"/>
+          <w:lang w:val="el_GR" w:bidi="el_GR"/>
         </w:rPr>
         <w:t>14</w:t>
       </w:r>
       <w:r>
         <w:rPr>
-          <w:lang w:val="en_US" w:bidi="en_US"/>
+          <w:lang w:val="el_GR" w:bidi="el_GR"/>
         </w:rPr>
         <w:t xml:space="preserve"> εἰ ὀνειδίζεσθε ἐν ὀνόματι Χριστοῦ, μακάριοι, ὅτι τὸ τῆς δόξης καὶ τὸ τοῦ θεοῦ πνεῦμα ἐφʼ ὑμᾶς ἀναπαύεται.</w:t>
       </w:r>
@@ -2054,19 +2054,19 @@
       <w:pPr/>
       <w:r>
         <w:rPr>
-          <w:lang w:val="en_US" w:bidi="en_US"/>
-        </w:rPr>
-      </w:r>
-      <w:r>
-        <w:rPr>
-          <w:vertAlign w:val="superscript"/>
-          <w:lang w:val="en_US" w:bidi="en_US"/>
+          <w:lang w:val="el_GR" w:bidi="el_GR"/>
+        </w:rPr>
+      </w:r>
+      <w:r>
+        <w:rPr>
+          <w:vertAlign w:val="superscript"/>
+          <w:lang w:val="el_GR" w:bidi="el_GR"/>
         </w:rPr>
         <w:t>15</w:t>
       </w:r>
       <w:r>
         <w:rPr>
-          <w:lang w:val="en_US" w:bidi="en_US"/>
+          <w:lang w:val="el_GR" w:bidi="el_GR"/>
         </w:rPr>
         <w:t xml:space="preserve"> μὴ γάρ τις ὑμῶν πασχέτω ὡς φονεὺς ἢ κλέπτης ἢ κακοποιὸς ἢ ὡς ἀλλοτριεπίσκοπος·</w:t>
       </w:r>
@@ -2075,19 +2075,19 @@
       <w:pPr/>
       <w:r>
         <w:rPr>
-          <w:lang w:val="en_US" w:bidi="en_US"/>
-        </w:rPr>
-      </w:r>
-      <w:r>
-        <w:rPr>
-          <w:vertAlign w:val="superscript"/>
-          <w:lang w:val="en_US" w:bidi="en_US"/>
+          <w:lang w:val="el_GR" w:bidi="el_GR"/>
+        </w:rPr>
+      </w:r>
+      <w:r>
+        <w:rPr>
+          <w:vertAlign w:val="superscript"/>
+          <w:lang w:val="el_GR" w:bidi="el_GR"/>
         </w:rPr>
         <w:t>16</w:t>
       </w:r>
       <w:r>
         <w:rPr>
-          <w:lang w:val="en_US" w:bidi="en_US"/>
+          <w:lang w:val="el_GR" w:bidi="el_GR"/>
         </w:rPr>
         <w:t xml:space="preserve"> εἰ δὲ ὡς Χριστιανός, μὴ αἰσχυνέσθω, δοξαζέτω δὲ τὸν θεὸν ἐν τῷ ὀνόματι τούτῳ.</w:t>
       </w:r>
@@ -2096,19 +2096,19 @@
       <w:pPr/>
       <w:r>
         <w:rPr>
-          <w:lang w:val="en_US" w:bidi="en_US"/>
-        </w:rPr>
-      </w:r>
-      <w:r>
-        <w:rPr>
-          <w:vertAlign w:val="superscript"/>
-          <w:lang w:val="en_US" w:bidi="en_US"/>
+          <w:lang w:val="el_GR" w:bidi="el_GR"/>
+        </w:rPr>
+      </w:r>
+      <w:r>
+        <w:rPr>
+          <w:vertAlign w:val="superscript"/>
+          <w:lang w:val="el_GR" w:bidi="el_GR"/>
         </w:rPr>
         <w:t>17</w:t>
       </w:r>
       <w:r>
         <w:rPr>
-          <w:lang w:val="en_US" w:bidi="en_US"/>
+          <w:lang w:val="el_GR" w:bidi="el_GR"/>
         </w:rPr>
         <w:t xml:space="preserve"> ὅτι ὁ καιρὸς τοῦ ἄρξασθαι τὸ κρίμα ἀπὸ τοῦ οἴκου τοῦ θεοῦ· εἰ δὲ πρῶτον ἀφʼ ἡμῶν, τί τὸ τέλος τῶν ἀπειθούντων τῷ τοῦ θεοῦ εὐαγγελίῳ;</w:t>
       </w:r>
@@ -2117,19 +2117,19 @@
       <w:pPr/>
       <w:r>
         <w:rPr>
-          <w:lang w:val="en_US" w:bidi="en_US"/>
-        </w:rPr>
-      </w:r>
-      <w:r>
-        <w:rPr>
-          <w:vertAlign w:val="superscript"/>
-          <w:lang w:val="en_US" w:bidi="en_US"/>
+          <w:lang w:val="el_GR" w:bidi="el_GR"/>
+        </w:rPr>
+      </w:r>
+      <w:r>
+        <w:rPr>
+          <w:vertAlign w:val="superscript"/>
+          <w:lang w:val="el_GR" w:bidi="el_GR"/>
         </w:rPr>
         <w:t>18</w:t>
       </w:r>
       <w:r>
         <w:rPr>
-          <w:lang w:val="en_US" w:bidi="en_US"/>
+          <w:lang w:val="el_GR" w:bidi="el_GR"/>
         </w:rPr>
         <w:t xml:space="preserve"> καὶ εἰ ὁ δίκαιος μόλις σῴζεται, ὁ ἀσεβὴς καὶ ἁμαρτωλὸς ποῦ φανεῖται;</w:t>
       </w:r>
@@ -2138,19 +2138,19 @@
       <w:pPr/>
       <w:r>
         <w:rPr>
-          <w:lang w:val="en_US" w:bidi="en_US"/>
-        </w:rPr>
-      </w:r>
-      <w:r>
-        <w:rPr>
-          <w:vertAlign w:val="superscript"/>
-          <w:lang w:val="en_US" w:bidi="en_US"/>
+          <w:lang w:val="el_GR" w:bidi="el_GR"/>
+        </w:rPr>
+      </w:r>
+      <w:r>
+        <w:rPr>
+          <w:vertAlign w:val="superscript"/>
+          <w:lang w:val="el_GR" w:bidi="el_GR"/>
         </w:rPr>
         <w:t>19</w:t>
       </w:r>
       <w:r>
         <w:rPr>
-          <w:lang w:val="en_US" w:bidi="en_US"/>
+          <w:lang w:val="el_GR" w:bidi="el_GR"/>
         </w:rPr>
         <w:t xml:space="preserve"> ὥστε καὶ οἱ πάσχοντες κατὰ τὸ θέλημα τοῦ θεοῦ πιστῷ κτίστῃ παρατιθέσθωσαν τὰς ψυχὰς αὐτῶν ἐν ἀγαθοποιΐᾳ.</w:t>
       </w:r>
@@ -2161,33 +2161,33 @@
       </w:pPr>
       <w:r>
         <w:rPr>
-          <w:lang w:val="en_US" w:bidi="en_US"/>
+          <w:lang w:val="el_GR" w:bidi="el_GR"/>
         </w:rPr>
         <w:t>1 Peter 5:1</w:t>
       </w:r>
       <w:r>
         <w:rPr>
-          <w:lang w:val="en_US" w:bidi="en_US"/>
-        </w:rPr>
-      </w:r>
-    </w:p>
-    <w:p>
-      <w:pPr/>
-      <w:r>
-        <w:rPr>
-          <w:lang w:val="en_US" w:bidi="en_US"/>
-        </w:rPr>
-      </w:r>
-      <w:r>
-        <w:rPr>
-          <w:vertAlign w:val="superscript"/>
-          <w:lang w:val="en_US" w:bidi="en_US"/>
+          <w:lang w:val="el_GR" w:bidi="el_GR"/>
+        </w:rPr>
+      </w:r>
+    </w:p>
+    <w:p>
+      <w:pPr/>
+      <w:r>
+        <w:rPr>
+          <w:lang w:val="el_GR" w:bidi="el_GR"/>
+        </w:rPr>
+      </w:r>
+      <w:r>
+        <w:rPr>
+          <w:vertAlign w:val="superscript"/>
+          <w:lang w:val="el_GR" w:bidi="el_GR"/>
         </w:rPr>
         <w:t>1</w:t>
       </w:r>
       <w:r>
         <w:rPr>
-          <w:lang w:val="en_US" w:bidi="en_US"/>
+          <w:lang w:val="el_GR" w:bidi="el_GR"/>
         </w:rPr>
         <w:t xml:space="preserve"> Πρεσβυτέρους οὖν ἐν ὑμῖν παρακαλῶ ὁ συμπρεσβύτερος καὶ μάρτυς τῶν τοῦ Χριστοῦ παθημάτων, ὁ καὶ τῆς μελλούσης ἀποκαλύπτεσθαι δόξης κοινωνός,</w:t>
       </w:r>
@@ -2196,19 +2196,19 @@
       <w:pPr/>
       <w:r>
         <w:rPr>
-          <w:lang w:val="en_US" w:bidi="en_US"/>
-        </w:rPr>
-      </w:r>
-      <w:r>
-        <w:rPr>
-          <w:vertAlign w:val="superscript"/>
-          <w:lang w:val="en_US" w:bidi="en_US"/>
+          <w:lang w:val="el_GR" w:bidi="el_GR"/>
+        </w:rPr>
+      </w:r>
+      <w:r>
+        <w:rPr>
+          <w:vertAlign w:val="superscript"/>
+          <w:lang w:val="el_GR" w:bidi="el_GR"/>
         </w:rPr>
         <w:t>2</w:t>
       </w:r>
       <w:r>
         <w:rPr>
-          <w:lang w:val="en_US" w:bidi="en_US"/>
+          <w:lang w:val="el_GR" w:bidi="el_GR"/>
         </w:rPr>
         <w:t xml:space="preserve"> ποιμάνατε τὸ ἐν ὑμῖν ποίμνιον τοῦ θεοῦ, ἐπισκοποῦντες μὴ ἀναγκαστῶς ἀλλὰ ἑκουσίως κατὰ θεόν, μηδὲ αἰσχροκερδῶς ἀλλὰ προθύμως,</w:t>
       </w:r>
@@ -2217,19 +2217,19 @@
       <w:pPr/>
       <w:r>
         <w:rPr>
-          <w:lang w:val="en_US" w:bidi="en_US"/>
-        </w:rPr>
-      </w:r>
-      <w:r>
-        <w:rPr>
-          <w:vertAlign w:val="superscript"/>
-          <w:lang w:val="en_US" w:bidi="en_US"/>
+          <w:lang w:val="el_GR" w:bidi="el_GR"/>
+        </w:rPr>
+      </w:r>
+      <w:r>
+        <w:rPr>
+          <w:vertAlign w:val="superscript"/>
+          <w:lang w:val="el_GR" w:bidi="el_GR"/>
         </w:rPr>
         <w:t>3</w:t>
       </w:r>
       <w:r>
         <w:rPr>
-          <w:lang w:val="en_US" w:bidi="en_US"/>
+          <w:lang w:val="el_GR" w:bidi="el_GR"/>
         </w:rPr>
         <w:t xml:space="preserve"> μηδʼ ὡς κατακυριεύοντες τῶν κλήρων ἀλλὰ τύποι γινόμενοι τοῦ ποιμνίου·</w:t>
       </w:r>
@@ -2238,19 +2238,19 @@
       <w:pPr/>
       <w:r>
         <w:rPr>
-          <w:lang w:val="en_US" w:bidi="en_US"/>
-        </w:rPr>
-      </w:r>
-      <w:r>
-        <w:rPr>
-          <w:vertAlign w:val="superscript"/>
-          <w:lang w:val="en_US" w:bidi="en_US"/>
+          <w:lang w:val="el_GR" w:bidi="el_GR"/>
+        </w:rPr>
+      </w:r>
+      <w:r>
+        <w:rPr>
+          <w:vertAlign w:val="superscript"/>
+          <w:lang w:val="el_GR" w:bidi="el_GR"/>
         </w:rPr>
         <w:t>4</w:t>
       </w:r>
       <w:r>
         <w:rPr>
-          <w:lang w:val="en_US" w:bidi="en_US"/>
+          <w:lang w:val="el_GR" w:bidi="el_GR"/>
         </w:rPr>
         <w:t xml:space="preserve"> καὶ φανερωθέντος τοῦ ἀρχιποίμενος κομιεῖσθε τὸν ἀμαράντινον τῆς δόξης στέφανον.</w:t>
       </w:r>
@@ -2259,19 +2259,19 @@
       <w:pPr/>
       <w:r>
         <w:rPr>
-          <w:lang w:val="en_US" w:bidi="en_US"/>
-        </w:rPr>
-      </w:r>
-      <w:r>
-        <w:rPr>
-          <w:vertAlign w:val="superscript"/>
-          <w:lang w:val="en_US" w:bidi="en_US"/>
+          <w:lang w:val="el_GR" w:bidi="el_GR"/>
+        </w:rPr>
+      </w:r>
+      <w:r>
+        <w:rPr>
+          <w:vertAlign w:val="superscript"/>
+          <w:lang w:val="el_GR" w:bidi="el_GR"/>
         </w:rPr>
         <w:t>5</w:t>
       </w:r>
       <w:r>
         <w:rPr>
-          <w:lang w:val="en_US" w:bidi="en_US"/>
+          <w:lang w:val="el_GR" w:bidi="el_GR"/>
         </w:rPr>
         <w:t xml:space="preserve"> ὁμοίως, νεώτεροι, ὑποτάγητε πρεσβυτέροις. πάντες δὲ ἀλλήλοις τὴν ταπεινοφροσύνην ἐγκομβώσασθε, ὅτι Ὁ θεὸς ὑπερηφάνοις ἀντιτάσσεται ταπεινοῖς δὲ δίδωσιν χάριν.</w:t>
       </w:r>
@@ -2280,19 +2280,19 @@
       <w:pPr/>
       <w:r>
         <w:rPr>
-          <w:lang w:val="en_US" w:bidi="en_US"/>
-        </w:rPr>
-      </w:r>
-      <w:r>
-        <w:rPr>
-          <w:vertAlign w:val="superscript"/>
-          <w:lang w:val="en_US" w:bidi="en_US"/>
+          <w:lang w:val="el_GR" w:bidi="el_GR"/>
+        </w:rPr>
+      </w:r>
+      <w:r>
+        <w:rPr>
+          <w:vertAlign w:val="superscript"/>
+          <w:lang w:val="el_GR" w:bidi="el_GR"/>
         </w:rPr>
         <w:t>6</w:t>
       </w:r>
       <w:r>
         <w:rPr>
-          <w:lang w:val="en_US" w:bidi="en_US"/>
+          <w:lang w:val="el_GR" w:bidi="el_GR"/>
         </w:rPr>
         <w:t xml:space="preserve"> Ταπεινώθητε οὖν ὑπὸ τὴν κραταιὰν χεῖρα τοῦ θεοῦ, ἵνα ὑμᾶς ὑψώσῃ ἐν καιρῷ,</w:t>
       </w:r>
@@ -2301,19 +2301,19 @@
       <w:pPr/>
       <w:r>
         <w:rPr>
-          <w:lang w:val="en_US" w:bidi="en_US"/>
-        </w:rPr>
-      </w:r>
-      <w:r>
-        <w:rPr>
-          <w:vertAlign w:val="superscript"/>
-          <w:lang w:val="en_US" w:bidi="en_US"/>
+          <w:lang w:val="el_GR" w:bidi="el_GR"/>
+        </w:rPr>
+      </w:r>
+      <w:r>
+        <w:rPr>
+          <w:vertAlign w:val="superscript"/>
+          <w:lang w:val="el_GR" w:bidi="el_GR"/>
         </w:rPr>
         <w:t>7</w:t>
       </w:r>
       <w:r>
         <w:rPr>
-          <w:lang w:val="en_US" w:bidi="en_US"/>
+          <w:lang w:val="el_GR" w:bidi="el_GR"/>
         </w:rPr>
         <w:t xml:space="preserve"> πᾶσαν τὴν μέριμναν ὑμῶν ἐπιρίψαντες ἐπʼ αὐτόν, ὅτι αὐτῷ μέλει περὶ ὑμῶν.</w:t>
       </w:r>
@@ -2322,19 +2322,19 @@
       <w:pPr/>
       <w:r>
         <w:rPr>
-          <w:lang w:val="en_US" w:bidi="en_US"/>
-        </w:rPr>
-      </w:r>
-      <w:r>
-        <w:rPr>
-          <w:vertAlign w:val="superscript"/>
-          <w:lang w:val="en_US" w:bidi="en_US"/>
+          <w:lang w:val="el_GR" w:bidi="el_GR"/>
+        </w:rPr>
+      </w:r>
+      <w:r>
+        <w:rPr>
+          <w:vertAlign w:val="superscript"/>
+          <w:lang w:val="el_GR" w:bidi="el_GR"/>
         </w:rPr>
         <w:t>8</w:t>
       </w:r>
       <w:r>
         <w:rPr>
-          <w:lang w:val="en_US" w:bidi="en_US"/>
+          <w:lang w:val="el_GR" w:bidi="el_GR"/>
         </w:rPr>
         <w:t xml:space="preserve"> νήψατε, γρηγορήσατε. ὁ ἀντίδικος ὑμῶν διάβολος ὡς λέων ὠρυόμενος περιπατεῖ ζητῶν τινα καταπιεῖν·</w:t>
       </w:r>
@@ -2343,19 +2343,19 @@
       <w:pPr/>
       <w:r>
         <w:rPr>
-          <w:lang w:val="en_US" w:bidi="en_US"/>
-        </w:rPr>
-      </w:r>
-      <w:r>
-        <w:rPr>
-          <w:vertAlign w:val="superscript"/>
-          <w:lang w:val="en_US" w:bidi="en_US"/>
+          <w:lang w:val="el_GR" w:bidi="el_GR"/>
+        </w:rPr>
+      </w:r>
+      <w:r>
+        <w:rPr>
+          <w:vertAlign w:val="superscript"/>
+          <w:lang w:val="el_GR" w:bidi="el_GR"/>
         </w:rPr>
         <w:t>9</w:t>
       </w:r>
       <w:r>
         <w:rPr>
-          <w:lang w:val="en_US" w:bidi="en_US"/>
+          <w:lang w:val="el_GR" w:bidi="el_GR"/>
         </w:rPr>
         <w:t xml:space="preserve"> ᾧ ἀντίστητε στερεοὶ τῇ πίστει, εἰδότες τὰ αὐτὰ τῶν παθημάτων τῇ ἐν τῷ κόσμῳ ὑμῶν ἀδελφότητι ἐπιτελεῖσθαι.</w:t>
       </w:r>
@@ -2364,19 +2364,19 @@
       <w:pPr/>
       <w:r>
         <w:rPr>
-          <w:lang w:val="en_US" w:bidi="en_US"/>
-        </w:rPr>
-      </w:r>
-      <w:r>
-        <w:rPr>
-          <w:vertAlign w:val="superscript"/>
-          <w:lang w:val="en_US" w:bidi="en_US"/>
+          <w:lang w:val="el_GR" w:bidi="el_GR"/>
+        </w:rPr>
+      </w:r>
+      <w:r>
+        <w:rPr>
+          <w:vertAlign w:val="superscript"/>
+          <w:lang w:val="el_GR" w:bidi="el_GR"/>
         </w:rPr>
         <w:t>10</w:t>
       </w:r>
       <w:r>
         <w:rPr>
-          <w:lang w:val="en_US" w:bidi="en_US"/>
+          <w:lang w:val="el_GR" w:bidi="el_GR"/>
         </w:rPr>
         <w:t xml:space="preserve"> ὁ δὲ θεὸς πάσης χάριτος, ὁ καλέσας ὑμᾶς εἰς τὴν αἰώνιον αὐτοῦ δόξαν ἐν Χριστῷ, ὀλίγον παθόντας αὐτὸς καταρτίσει, στηρίξει, σθενώσει, θεμελιώσει.</w:t>
       </w:r>
@@ -2385,19 +2385,19 @@
       <w:pPr/>
       <w:r>
         <w:rPr>
-          <w:lang w:val="en_US" w:bidi="en_US"/>
-        </w:rPr>
-      </w:r>
-      <w:r>
-        <w:rPr>
-          <w:vertAlign w:val="superscript"/>
-          <w:lang w:val="en_US" w:bidi="en_US"/>
+          <w:lang w:val="el_GR" w:bidi="el_GR"/>
+        </w:rPr>
+      </w:r>
+      <w:r>
+        <w:rPr>
+          <w:vertAlign w:val="superscript"/>
+          <w:lang w:val="el_GR" w:bidi="el_GR"/>
         </w:rPr>
         <w:t>11</w:t>
       </w:r>
       <w:r>
         <w:rPr>
-          <w:lang w:val="en_US" w:bidi="en_US"/>
+          <w:lang w:val="el_GR" w:bidi="el_GR"/>
         </w:rPr>
         <w:t xml:space="preserve"> αὐτῷ τὸ κράτος εἰς τοὺς αἰῶνας τῶν αἰώνων· ἀμήν.</w:t>
       </w:r>
@@ -2406,19 +2406,19 @@
       <w:pPr/>
       <w:r>
         <w:rPr>
-          <w:lang w:val="en_US" w:bidi="en_US"/>
-        </w:rPr>
-      </w:r>
-      <w:r>
-        <w:rPr>
-          <w:vertAlign w:val="superscript"/>
-          <w:lang w:val="en_US" w:bidi="en_US"/>
+          <w:lang w:val="el_GR" w:bidi="el_GR"/>
+        </w:rPr>
+      </w:r>
+      <w:r>
+        <w:rPr>
+          <w:vertAlign w:val="superscript"/>
+          <w:lang w:val="el_GR" w:bidi="el_GR"/>
         </w:rPr>
         <w:t>12</w:t>
       </w:r>
       <w:r>
         <w:rPr>
-          <w:lang w:val="en_US" w:bidi="en_US"/>
+          <w:lang w:val="el_GR" w:bidi="el_GR"/>
         </w:rPr>
         <w:t xml:space="preserve"> Διὰ Σιλουανοῦ ὑμῖν τοῦ πιστοῦ ἀδελφοῦ, ὡς λογίζομαι, διʼ ὀλίγων ἔγραψα, παρακαλῶν καὶ ἐπιμαρτυρῶν ταύτην εἶναι ἀληθῆ χάριν τοῦ θεοῦ· εἰς ἣν στῆτε.</w:t>
       </w:r>
@@ -2427,19 +2427,19 @@
       <w:pPr/>
       <w:r>
         <w:rPr>
-          <w:lang w:val="en_US" w:bidi="en_US"/>
-        </w:rPr>
-      </w:r>
-      <w:r>
-        <w:rPr>
-          <w:vertAlign w:val="superscript"/>
-          <w:lang w:val="en_US" w:bidi="en_US"/>
+          <w:lang w:val="el_GR" w:bidi="el_GR"/>
+        </w:rPr>
+      </w:r>
+      <w:r>
+        <w:rPr>
+          <w:vertAlign w:val="superscript"/>
+          <w:lang w:val="el_GR" w:bidi="el_GR"/>
         </w:rPr>
         <w:t>13</w:t>
       </w:r>
       <w:r>
         <w:rPr>
-          <w:lang w:val="en_US" w:bidi="en_US"/>
+          <w:lang w:val="el_GR" w:bidi="el_GR"/>
         </w:rPr>
         <w:t xml:space="preserve"> ἀσπάζεται ὑμᾶς ἡ ἐν Βαβυλῶνι συνεκλεκτὴ καὶ Μᾶρκος ὁ υἱός μου.</w:t>
       </w:r>
@@ -2448,19 +2448,19 @@
       <w:pPr/>
       <w:r>
         <w:rPr>
-          <w:lang w:val="en_US" w:bidi="en_US"/>
-        </w:rPr>
-      </w:r>
-      <w:r>
-        <w:rPr>
-          <w:vertAlign w:val="superscript"/>
-          <w:lang w:val="en_US" w:bidi="en_US"/>
+          <w:lang w:val="el_GR" w:bidi="el_GR"/>
+        </w:rPr>
+      </w:r>
+      <w:r>
+        <w:rPr>
+          <w:vertAlign w:val="superscript"/>
+          <w:lang w:val="el_GR" w:bidi="el_GR"/>
         </w:rPr>
         <w:t>14</w:t>
       </w:r>
       <w:r>
         <w:rPr>
-          <w:lang w:val="en_US" w:bidi="en_US"/>
+          <w:lang w:val="el_GR" w:bidi="el_GR"/>
         </w:rPr>
         <w:t xml:space="preserve"> ἀσπάσασθε ἀλλήλους ἐν φιλήματι ἀγάπης. εἰρήνη ὑμῖν πᾶσιν τοῖς ἐν Χριστῷ.</w:t>
       </w:r>
@@ -4365,7 +4365,7 @@
     <w:rPrDefault>
       <w:rPr>
         <w:rFonts w:ascii="Times New Roman" w:eastAsia="Times New Roman" w:hAnsi="Times New Roman" w:cs="Times New Roman"/>
-        <w:lang w:val="en_US" w:eastAsia="en-US" w:bidi="ar-SA"/>
+        <w:lang w:val="el_GR" w:eastAsia="en-US" w:bidi="ar-SA"/>
       </w:rPr>
     </w:rPrDefault>
     <w:pPrDefault/>
